--- a/文件/競賽的相關東西/AIGO/附件3_構想書格式.docx
+++ b/文件/競賽的相關東西/AIGO/附件3_構想書格式.docx
@@ -736,13 +736,13 @@
       </w:r>
       <w:r>
         <w:rPr>
-          <w:rFonts w:ascii="標楷體" w:hAnsi="標楷體"/>
+          <w:rFonts w:ascii="標楷體" w:hAnsi="標楷體" w:hint="eastAsia"/>
           <w:bCs/>
           <w:color w:val="0000CC"/>
           <w:sz w:val="36"/>
           <w:szCs w:val="36"/>
         </w:rPr>
-        <w:t>○</w:t>
+        <w:t>8</w:t>
       </w:r>
       <w:r>
         <w:rPr>
@@ -770,13 +770,23 @@
       </w:r>
       <w:r>
         <w:rPr>
+          <w:rFonts w:ascii="標楷體" w:hAnsi="標楷體" w:hint="eastAsia"/>
+          <w:bCs/>
+          <w:color w:val="0000CC"/>
+          <w:sz w:val="36"/>
+          <w:szCs w:val="36"/>
+        </w:rPr>
+        <w:t>29</w:t>
+      </w:r>
+      <w:r>
+        <w:rPr>
           <w:rFonts w:ascii="標楷體" w:hAnsi="標楷體"/>
           <w:bCs/>
           <w:color w:val="0000CC"/>
           <w:sz w:val="36"/>
           <w:szCs w:val="36"/>
         </w:rPr>
-        <w:t xml:space="preserve">○ </w:t>
+        <w:t xml:space="preserve"> </w:t>
       </w:r>
       <w:r>
         <w:rPr>
@@ -3526,7 +3536,7 @@
               <w:spacing w:before="0" w:after="0" w:line="360" w:lineRule="exact"/>
               <w:jc w:val="both"/>
               <w:rPr>
-                <w:rFonts w:ascii="標楷體" w:hAnsi="標楷體" w:hint="eastAsia"/>
+                <w:rFonts w:ascii="標楷體" w:hAnsi="標楷體"/>
                 <w:b/>
                 <w:sz w:val="27"/>
                 <w:szCs w:val="27"/>
@@ -4230,7 +4240,6 @@
               <w:spacing w:before="0" w:after="0" w:line="360" w:lineRule="exact"/>
               <w:jc w:val="both"/>
               <w:rPr>
-                <w:rFonts w:hint="eastAsia"/>
                 <w:color w:val="3333CC"/>
                 <w:sz w:val="24"/>
                 <w:szCs w:val="24"/>
@@ -4394,6 +4403,7 @@
         <w:snapToGrid w:val="0"/>
         <w:spacing w:after="240" w:line="360" w:lineRule="auto"/>
         <w:rPr>
+          <w:rFonts w:hint="eastAsia"/>
           <w:color w:val="FF0000"/>
           <w:sz w:val="44"/>
           <w:szCs w:val="44"/>

--- a/文件/競賽的相關東西/AIGO/附件3_構想書格式.docx
+++ b/文件/競賽的相關東西/AIGO/附件3_構想書格式.docx
@@ -883,13 +883,589 @@
         </w:rPr>
         <w:t xml:space="preserve"> </w:t>
       </w:r>
+    </w:p>
+    <w:tbl>
+      <w:tblPr>
+        <w:tblpPr w:leftFromText="180" w:rightFromText="180" w:vertAnchor="text" w:horzAnchor="margin" w:tblpY="394"/>
+        <w:tblW w:w="5021" w:type="pct"/>
+        <w:tblBorders>
+          <w:top w:val="single" w:sz="4" w:space="0" w:color="000000"/>
+          <w:left w:val="single" w:sz="4" w:space="0" w:color="000000"/>
+          <w:bottom w:val="single" w:sz="4" w:space="0" w:color="000000"/>
+          <w:right w:val="single" w:sz="4" w:space="0" w:color="000000"/>
+          <w:insideH w:val="single" w:sz="4" w:space="0" w:color="000000"/>
+          <w:insideV w:val="single" w:sz="4" w:space="0" w:color="000000"/>
+        </w:tblBorders>
+        <w:tblLook w:val="0000" w:firstRow="0" w:lastRow="0" w:firstColumn="0" w:lastColumn="0" w:noHBand="0" w:noVBand="0"/>
+      </w:tblPr>
+      <w:tblGrid>
+        <w:gridCol w:w="2496"/>
+        <w:gridCol w:w="3043"/>
+        <w:gridCol w:w="2205"/>
+        <w:gridCol w:w="1753"/>
+      </w:tblGrid>
+      <w:tr>
+        <w:trPr>
+          <w:trHeight w:val="567"/>
+        </w:trPr>
+        <w:tc>
+          <w:tcPr>
+            <w:tcW w:w="1314" w:type="pct"/>
+            <w:vAlign w:val="center"/>
+          </w:tcPr>
+          <w:p>
+            <w:pPr>
+              <w:spacing w:line="240" w:lineRule="atLeast"/>
+              <w:jc w:val="center"/>
+              <w:rPr>
+                <w:rFonts w:cs="Arial"/>
+              </w:rPr>
+            </w:pPr>
+            <w:r>
+              <w:rPr>
+                <w:rFonts w:hAnsi="Arial" w:cs="Arial"/>
+              </w:rPr>
+              <w:t>姓　　名</w:t>
+            </w:r>
+          </w:p>
+        </w:tc>
+        <w:tc>
+          <w:tcPr>
+            <w:tcW w:w="1602" w:type="pct"/>
+            <w:vAlign w:val="center"/>
+          </w:tcPr>
+          <w:p>
+            <w:pPr>
+              <w:spacing w:line="240" w:lineRule="atLeast"/>
+              <w:jc w:val="center"/>
+              <w:rPr>
+                <w:rFonts w:cs="Arial"/>
+              </w:rPr>
+            </w:pPr>
+            <w:r>
+              <w:rPr>
+                <w:rFonts w:cs="Arial"/>
+              </w:rPr>
+              <w:t>E-mail</w:t>
+            </w:r>
+          </w:p>
+        </w:tc>
+        <w:tc>
+          <w:tcPr>
+            <w:tcW w:w="1161" w:type="pct"/>
+            <w:vAlign w:val="center"/>
+          </w:tcPr>
+          <w:p>
+            <w:pPr>
+              <w:spacing w:line="240" w:lineRule="atLeast"/>
+              <w:jc w:val="center"/>
+              <w:rPr>
+                <w:rFonts w:cs="Arial"/>
+              </w:rPr>
+            </w:pPr>
+            <w:r>
+              <w:rPr>
+                <w:rFonts w:cs="Arial" w:hint="eastAsia"/>
+              </w:rPr>
+              <w:t>學校</w:t>
+            </w:r>
+            <w:r>
+              <w:rPr>
+                <w:rFonts w:cs="Arial"/>
+              </w:rPr>
+              <w:t>系所</w:t>
+            </w:r>
+            <w:r>
+              <w:rPr>
+                <w:rFonts w:cs="Arial" w:hint="eastAsia"/>
+              </w:rPr>
+              <w:t>/</w:t>
+            </w:r>
+            <w:r>
+              <w:rPr>
+                <w:rFonts w:cs="Arial" w:hint="eastAsia"/>
+              </w:rPr>
+              <w:t>班級</w:t>
+            </w:r>
+          </w:p>
+        </w:tc>
+        <w:tc>
+          <w:tcPr>
+            <w:tcW w:w="923" w:type="pct"/>
+            <w:vAlign w:val="center"/>
+          </w:tcPr>
+          <w:p>
+            <w:pPr>
+              <w:spacing w:line="240" w:lineRule="atLeast"/>
+              <w:jc w:val="center"/>
+              <w:rPr>
+                <w:rFonts w:cs="Arial"/>
+              </w:rPr>
+            </w:pPr>
+            <w:r>
+              <w:rPr>
+                <w:rFonts w:hAnsi="Arial" w:cs="Arial"/>
+              </w:rPr>
+              <w:t>聯絡電話</w:t>
+            </w:r>
+          </w:p>
+        </w:tc>
+      </w:tr>
+      <w:tr>
+        <w:trPr>
+          <w:trHeight w:val="567"/>
+        </w:trPr>
+        <w:tc>
+          <w:tcPr>
+            <w:tcW w:w="1314" w:type="pct"/>
+            <w:vAlign w:val="center"/>
+          </w:tcPr>
+          <w:p>
+            <w:pPr>
+              <w:spacing w:line="240" w:lineRule="atLeast"/>
+              <w:jc w:val="center"/>
+              <w:rPr>
+                <w:rFonts w:cs="Arial"/>
+              </w:rPr>
+            </w:pPr>
+            <w:r>
+              <w:rPr>
+                <w:rFonts w:hint="eastAsia"/>
+                <w:sz w:val="26"/>
+                <w:szCs w:val="26"/>
+              </w:rPr>
+              <w:t>吳想想</w:t>
+            </w:r>
+          </w:p>
+        </w:tc>
+        <w:tc>
+          <w:tcPr>
+            <w:tcW w:w="1602" w:type="pct"/>
+            <w:vAlign w:val="center"/>
+          </w:tcPr>
+          <w:p>
+            <w:pPr>
+              <w:spacing w:line="240" w:lineRule="atLeast"/>
+              <w:jc w:val="center"/>
+              <w:rPr>
+                <w:rFonts w:cs="Arial"/>
+              </w:rPr>
+            </w:pPr>
+            <w:r>
+              <w:rPr>
+                <w:rFonts w:hint="eastAsia"/>
+                <w:sz w:val="26"/>
+                <w:szCs w:val="26"/>
+              </w:rPr>
+              <w:t>11056001@ntub.edu.tw</w:t>
+            </w:r>
+          </w:p>
+        </w:tc>
+        <w:tc>
+          <w:tcPr>
+            <w:tcW w:w="1161" w:type="pct"/>
+            <w:vAlign w:val="center"/>
+          </w:tcPr>
+          <w:p>
+            <w:pPr>
+              <w:spacing w:line="240" w:lineRule="atLeast"/>
+              <w:jc w:val="center"/>
+              <w:rPr>
+                <w:rFonts w:cs="Arial"/>
+              </w:rPr>
+            </w:pPr>
+            <w:r>
+              <w:rPr>
+                <w:rFonts w:cs="Arial" w:hint="eastAsia"/>
+              </w:rPr>
+              <w:t>臺北商業大學五專資管科五年甲班</w:t>
+            </w:r>
+          </w:p>
+        </w:tc>
+        <w:tc>
+          <w:tcPr>
+            <w:tcW w:w="923" w:type="pct"/>
+            <w:vAlign w:val="center"/>
+          </w:tcPr>
+          <w:p>
+            <w:pPr>
+              <w:spacing w:line="240" w:lineRule="atLeast"/>
+              <w:jc w:val="center"/>
+              <w:rPr>
+                <w:rFonts w:cs="Arial"/>
+              </w:rPr>
+            </w:pPr>
+            <w:r>
+              <w:rPr>
+                <w:rFonts w:hint="eastAsia"/>
+                <w:sz w:val="26"/>
+                <w:szCs w:val="26"/>
+              </w:rPr>
+              <w:t>0974097212</w:t>
+            </w:r>
+          </w:p>
+        </w:tc>
+      </w:tr>
+      <w:tr>
+        <w:trPr>
+          <w:trHeight w:val="567"/>
+        </w:trPr>
+        <w:tc>
+          <w:tcPr>
+            <w:tcW w:w="1314" w:type="pct"/>
+            <w:vAlign w:val="center"/>
+          </w:tcPr>
+          <w:p>
+            <w:pPr>
+              <w:spacing w:line="240" w:lineRule="atLeast"/>
+              <w:jc w:val="center"/>
+              <w:rPr>
+                <w:rFonts w:hint="eastAsia"/>
+                <w:sz w:val="26"/>
+                <w:szCs w:val="26"/>
+              </w:rPr>
+            </w:pPr>
+            <w:r>
+              <w:rPr>
+                <w:rFonts w:hint="eastAsia"/>
+                <w:sz w:val="26"/>
+                <w:szCs w:val="26"/>
+              </w:rPr>
+              <w:t>陳雨琦</w:t>
+            </w:r>
+          </w:p>
+        </w:tc>
+        <w:tc>
+          <w:tcPr>
+            <w:tcW w:w="1602" w:type="pct"/>
+            <w:vAlign w:val="center"/>
+          </w:tcPr>
+          <w:p>
+            <w:pPr>
+              <w:spacing w:line="240" w:lineRule="atLeast"/>
+              <w:jc w:val="center"/>
+              <w:rPr>
+                <w:rFonts w:hint="eastAsia"/>
+                <w:sz w:val="26"/>
+                <w:szCs w:val="26"/>
+              </w:rPr>
+            </w:pPr>
+            <w:hyperlink r:id="rId9" w:history="1">
+              <w:r>
+                <w:rPr>
+                  <w:rFonts w:cs="Arial" w:hint="eastAsia"/>
+                </w:rPr>
+                <w:t>11056035@ntub.edu</w:t>
+              </w:r>
+              <w:r>
+                <w:rPr>
+                  <w:rFonts w:cs="Arial" w:hint="eastAsia"/>
+                </w:rPr>
+                <w:t>.t</w:t>
+              </w:r>
+              <w:r>
+                <w:rPr>
+                  <w:rFonts w:cs="Arial" w:hint="eastAsia"/>
+                </w:rPr>
+                <w:t>w</w:t>
+              </w:r>
+            </w:hyperlink>
+          </w:p>
+        </w:tc>
+        <w:tc>
+          <w:tcPr>
+            <w:tcW w:w="1161" w:type="pct"/>
+            <w:vAlign w:val="center"/>
+          </w:tcPr>
+          <w:p>
+            <w:pPr>
+              <w:spacing w:line="240" w:lineRule="atLeast"/>
+              <w:jc w:val="center"/>
+              <w:rPr>
+                <w:rFonts w:cs="Arial" w:hint="eastAsia"/>
+              </w:rPr>
+            </w:pPr>
+            <w:r>
+              <w:rPr>
+                <w:rFonts w:cs="Arial" w:hint="eastAsia"/>
+              </w:rPr>
+              <w:t>臺北商業大學五專資管科五年甲班</w:t>
+            </w:r>
+          </w:p>
+        </w:tc>
+        <w:tc>
+          <w:tcPr>
+            <w:tcW w:w="923" w:type="pct"/>
+            <w:vAlign w:val="center"/>
+          </w:tcPr>
+          <w:p>
+            <w:pPr>
+              <w:spacing w:line="240" w:lineRule="atLeast"/>
+              <w:jc w:val="center"/>
+              <w:rPr>
+                <w:rFonts w:hint="eastAsia"/>
+                <w:sz w:val="26"/>
+                <w:szCs w:val="26"/>
+              </w:rPr>
+            </w:pPr>
+            <w:r>
+              <w:rPr>
+                <w:sz w:val="26"/>
+                <w:szCs w:val="26"/>
+              </w:rPr>
+              <w:t>0906111802</w:t>
+            </w:r>
+          </w:p>
+        </w:tc>
+      </w:tr>
+      <w:tr>
+        <w:trPr>
+          <w:trHeight w:val="567"/>
+        </w:trPr>
+        <w:tc>
+          <w:tcPr>
+            <w:tcW w:w="1314" w:type="pct"/>
+            <w:vAlign w:val="center"/>
+          </w:tcPr>
+          <w:p>
+            <w:pPr>
+              <w:spacing w:line="240" w:lineRule="atLeast"/>
+              <w:jc w:val="center"/>
+              <w:rPr>
+                <w:rFonts w:hint="eastAsia"/>
+                <w:sz w:val="26"/>
+                <w:szCs w:val="26"/>
+              </w:rPr>
+            </w:pPr>
+            <w:r>
+              <w:rPr>
+                <w:rFonts w:hint="eastAsia"/>
+                <w:sz w:val="26"/>
+                <w:szCs w:val="26"/>
+              </w:rPr>
+              <w:t>李品臻</w:t>
+            </w:r>
+          </w:p>
+        </w:tc>
+        <w:tc>
+          <w:tcPr>
+            <w:tcW w:w="1602" w:type="pct"/>
+            <w:vAlign w:val="center"/>
+          </w:tcPr>
+          <w:p>
+            <w:pPr>
+              <w:spacing w:line="240" w:lineRule="atLeast"/>
+              <w:jc w:val="center"/>
+              <w:rPr>
+                <w:sz w:val="26"/>
+                <w:szCs w:val="26"/>
+              </w:rPr>
+            </w:pPr>
+            <w:r>
+              <w:rPr>
+                <w:rFonts w:hint="eastAsia"/>
+                <w:sz w:val="26"/>
+                <w:szCs w:val="26"/>
+              </w:rPr>
+              <w:t>11056042@ntub.edu.tw</w:t>
+            </w:r>
+          </w:p>
+        </w:tc>
+        <w:tc>
+          <w:tcPr>
+            <w:tcW w:w="1161" w:type="pct"/>
+            <w:vAlign w:val="center"/>
+          </w:tcPr>
+          <w:p>
+            <w:pPr>
+              <w:spacing w:line="240" w:lineRule="atLeast"/>
+              <w:jc w:val="center"/>
+              <w:rPr>
+                <w:rFonts w:cs="Arial" w:hint="eastAsia"/>
+              </w:rPr>
+            </w:pPr>
+            <w:r>
+              <w:rPr>
+                <w:rFonts w:cs="Arial" w:hint="eastAsia"/>
+              </w:rPr>
+              <w:t>臺北商業大學五專資管科五年甲班</w:t>
+            </w:r>
+          </w:p>
+        </w:tc>
+        <w:tc>
+          <w:tcPr>
+            <w:tcW w:w="923" w:type="pct"/>
+            <w:vAlign w:val="center"/>
+          </w:tcPr>
+          <w:p>
+            <w:pPr>
+              <w:spacing w:line="240" w:lineRule="atLeast"/>
+              <w:jc w:val="center"/>
+              <w:rPr>
+                <w:sz w:val="26"/>
+                <w:szCs w:val="26"/>
+              </w:rPr>
+            </w:pPr>
+            <w:r>
+              <w:rPr>
+                <w:sz w:val="26"/>
+                <w:szCs w:val="26"/>
+              </w:rPr>
+              <w:t>0979010797</w:t>
+            </w:r>
+          </w:p>
+        </w:tc>
+      </w:tr>
+      <w:tr>
+        <w:trPr>
+          <w:trHeight w:val="567"/>
+        </w:trPr>
+        <w:tc>
+          <w:tcPr>
+            <w:tcW w:w="1314" w:type="pct"/>
+            <w:vAlign w:val="center"/>
+          </w:tcPr>
+          <w:p>
+            <w:pPr>
+              <w:spacing w:line="240" w:lineRule="atLeast"/>
+              <w:jc w:val="center"/>
+              <w:rPr>
+                <w:rFonts w:hint="eastAsia"/>
+                <w:sz w:val="26"/>
+                <w:szCs w:val="26"/>
+              </w:rPr>
+            </w:pPr>
+            <w:r>
+              <w:rPr>
+                <w:rFonts w:hint="eastAsia"/>
+                <w:sz w:val="26"/>
+                <w:szCs w:val="26"/>
+              </w:rPr>
+              <w:t>黃思璇</w:t>
+            </w:r>
+          </w:p>
+        </w:tc>
+        <w:tc>
+          <w:tcPr>
+            <w:tcW w:w="1602" w:type="pct"/>
+            <w:vAlign w:val="center"/>
+          </w:tcPr>
+          <w:p>
+            <w:pPr>
+              <w:spacing w:line="240" w:lineRule="atLeast"/>
+              <w:jc w:val="center"/>
+              <w:rPr>
+                <w:rFonts w:hint="eastAsia"/>
+                <w:sz w:val="26"/>
+                <w:szCs w:val="26"/>
+              </w:rPr>
+            </w:pPr>
+            <w:r>
+              <w:rPr>
+                <w:rFonts w:hint="eastAsia"/>
+                <w:sz w:val="26"/>
+                <w:szCs w:val="26"/>
+              </w:rPr>
+              <w:t>11056045@ntub.edu.tw</w:t>
+            </w:r>
+          </w:p>
+        </w:tc>
+        <w:tc>
+          <w:tcPr>
+            <w:tcW w:w="1161" w:type="pct"/>
+            <w:vAlign w:val="center"/>
+          </w:tcPr>
+          <w:p>
+            <w:pPr>
+              <w:spacing w:line="240" w:lineRule="atLeast"/>
+              <w:jc w:val="center"/>
+              <w:rPr>
+                <w:rFonts w:cs="Arial" w:hint="eastAsia"/>
+              </w:rPr>
+            </w:pPr>
+            <w:r>
+              <w:rPr>
+                <w:rFonts w:cs="Arial" w:hint="eastAsia"/>
+              </w:rPr>
+              <w:t>臺北商業大學五專資管科五年甲班</w:t>
+            </w:r>
+          </w:p>
+        </w:tc>
+        <w:tc>
+          <w:tcPr>
+            <w:tcW w:w="923" w:type="pct"/>
+            <w:vAlign w:val="center"/>
+          </w:tcPr>
+          <w:p>
+            <w:pPr>
+              <w:spacing w:line="240" w:lineRule="atLeast"/>
+              <w:jc w:val="center"/>
+              <w:rPr>
+                <w:sz w:val="26"/>
+                <w:szCs w:val="26"/>
+              </w:rPr>
+            </w:pPr>
+            <w:r>
+              <w:rPr>
+                <w:sz w:val="26"/>
+                <w:szCs w:val="26"/>
+              </w:rPr>
+              <w:t>0908887990</w:t>
+            </w:r>
+          </w:p>
+        </w:tc>
+      </w:tr>
+    </w:tbl>
+    <w:p>
+      <w:pPr>
+        <w:pageBreakBefore/>
+        <w:widowControl/>
+        <w:spacing w:before="0" w:after="0" w:line="560" w:lineRule="exact"/>
+      </w:pPr>
+    </w:p>
+    <w:p>
+      <w:pPr>
+        <w:widowControl/>
+        <w:spacing w:before="0" w:after="0"/>
+        <w:jc w:val="center"/>
+      </w:pPr>
+    </w:p>
+    <w:p>
+      <w:pPr>
+        <w:widowControl/>
+        <w:spacing w:before="0" w:after="0"/>
+        <w:jc w:val="center"/>
+      </w:pPr>
+    </w:p>
+    <w:p>
+      <w:pPr>
+        <w:widowControl/>
+        <w:spacing w:before="0" w:after="0"/>
+        <w:jc w:val="center"/>
+        <w:rPr>
+          <w:color w:val="00B050"/>
+        </w:rPr>
+      </w:pPr>
       <w:r>
         <w:rPr>
-          <w:color w:val="FF0000"/>
-          <w:sz w:val="32"/>
-          <w:szCs w:val="44"/>
+          <w:rFonts w:hint="eastAsia"/>
+          <w:color w:val="00B050"/>
         </w:rPr>
-        <w:br/>
+        <w:t>和之前討論結果不一樣</w:t>
+      </w:r>
+      <w:r>
+        <w:rPr>
+          <w:rFonts w:hint="eastAsia"/>
+          <w:color w:val="00B050"/>
+        </w:rPr>
+        <w:t>,</w:t>
+      </w:r>
+      <w:r>
+        <w:rPr>
+          <w:rFonts w:hint="eastAsia"/>
+          <w:color w:val="00B050"/>
+        </w:rPr>
+        <w:t>建議刪除免得之後做不出來</w:t>
       </w:r>
     </w:p>
     <w:p>
@@ -897,14 +1473,37 @@
         <w:widowControl/>
         <w:spacing w:before="0" w:after="0"/>
         <w:jc w:val="center"/>
-      </w:pPr>
+        <w:rPr>
+          <w:rFonts w:hint="eastAsia"/>
+          <w:color w:val="0D0D0D" w:themeColor="text1" w:themeTint="F2"/>
+        </w:rPr>
+      </w:pPr>
+      <w:r>
+        <w:rPr>
+          <w:rFonts w:hint="eastAsia"/>
+          <w:color w:val="0D0D0D" w:themeColor="text1" w:themeTint="F2"/>
+          <w:highlight w:val="yellow"/>
+        </w:rPr>
+        <w:t>新增的補充</w:t>
+      </w:r>
     </w:p>
     <w:p>
       <w:pPr>
         <w:widowControl/>
         <w:spacing w:before="0" w:after="0"/>
         <w:jc w:val="center"/>
-      </w:pPr>
+        <w:rPr>
+          <w:rFonts w:hint="eastAsia"/>
+          <w:color w:val="C45911" w:themeColor="accent2" w:themeShade="BF"/>
+        </w:rPr>
+      </w:pPr>
+      <w:r>
+        <w:rPr>
+          <w:rFonts w:hint="eastAsia"/>
+          <w:color w:val="C45911" w:themeColor="accent2" w:themeShade="BF"/>
+        </w:rPr>
+        <w:t>不確定有沒有可能是我沒了解到旦你們有實做的</w:t>
+      </w:r>
     </w:p>
     <w:p>
       <w:pPr>
@@ -1460,7 +2059,27 @@
               <w:rPr>
                 <w:szCs w:val="24"/>
               </w:rPr>
-              <w:t>技術：跨平台、免安裝即可用。</w:t>
+              <w:t>技術：跨平台、</w:t>
+            </w:r>
+            <w:r>
+              <w:rPr>
+                <w:color w:val="00B050"/>
+                <w:szCs w:val="24"/>
+              </w:rPr>
+              <w:t>免安</w:t>
+            </w:r>
+            <w:r>
+              <w:rPr>
+                <w:color w:val="00B050"/>
+                <w:szCs w:val="24"/>
+              </w:rPr>
+              <w:t>裝</w:t>
+            </w:r>
+            <w:r>
+              <w:rPr>
+                <w:szCs w:val="24"/>
+              </w:rPr>
+              <w:t>即可用。</w:t>
             </w:r>
           </w:p>
           <w:p>
@@ -1484,7 +2103,46 @@
               <w:rPr>
                 <w:szCs w:val="24"/>
               </w:rPr>
-              <w:t>內容審核：過濾聊天室發言、提升資料真實性。</w:t>
+              <w:t>內容審核：過濾聊天室發言、</w:t>
+            </w:r>
+            <w:r>
+              <w:rPr>
+                <w:color w:val="00B050"/>
+                <w:szCs w:val="24"/>
+              </w:rPr>
+              <w:t>提升資料真實性</w:t>
+            </w:r>
+            <w:r>
+              <w:rPr>
+                <w:szCs w:val="24"/>
+              </w:rPr>
+              <w:t>。</w:t>
+            </w:r>
+            <w:r>
+              <w:rPr>
+                <w:rFonts w:hint="eastAsia"/>
+                <w:szCs w:val="24"/>
+                <w:highlight w:val="yellow"/>
+              </w:rPr>
+              <w:t>防止違反法律的資訊</w:t>
+            </w:r>
+          </w:p>
+          <w:p>
+            <w:pPr>
+              <w:spacing w:before="0" w:after="0" w:line="360" w:lineRule="exact"/>
+              <w:ind w:left="720"/>
+              <w:rPr>
+                <w:szCs w:val="24"/>
+                <w:highlight w:val="yellow"/>
+              </w:rPr>
+            </w:pPr>
+            <w:r>
+              <w:rPr>
+                <w:rFonts w:hint="eastAsia"/>
+                <w:szCs w:val="24"/>
+                <w:highlight w:val="yellow"/>
+              </w:rPr>
+              <w:t>流出</w:t>
             </w:r>
           </w:p>
           <w:p>
@@ -1857,6 +2515,7 @@
             <w:proofErr w:type="spellStart"/>
             <w:r>
               <w:rPr>
+                <w:color w:val="00B050"/>
                 <w:szCs w:val="24"/>
               </w:rPr>
               <w:t>pywebpush</w:t>
@@ -1864,9 +2523,22 @@
             <w:proofErr w:type="spellEnd"/>
             <w:r>
               <w:rPr>
-                <w:szCs w:val="24"/>
-              </w:rPr>
-              <w:t>（即時通知）。</w:t>
+                <w:color w:val="00B050"/>
+                <w:szCs w:val="24"/>
+              </w:rPr>
+              <w:t>（即時通知）</w:t>
+            </w:r>
+            <w:r>
+              <w:rPr>
+                <w:szCs w:val="24"/>
+              </w:rPr>
+              <w:t>。</w:t>
+            </w:r>
+            <w:r>
+              <w:rPr>
+                <w:szCs w:val="24"/>
+              </w:rPr>
+              <w:t xml:space="preserve">Web Push API </w:t>
             </w:r>
           </w:p>
           <w:p>
@@ -1879,6 +2551,117 @@
               <w:jc w:val="both"/>
               <w:rPr>
                 <w:szCs w:val="24"/>
+                <w:highlight w:val="yellow"/>
+              </w:rPr>
+            </w:pPr>
+            <w:r>
+              <w:rPr>
+                <w:rFonts w:hint="eastAsia"/>
+                <w:szCs w:val="24"/>
+                <w:highlight w:val="yellow"/>
+              </w:rPr>
+              <w:lastRenderedPageBreak/>
+              <w:t>登入</w:t>
+            </w:r>
+            <w:r>
+              <w:rPr>
+                <w:rFonts w:hint="eastAsia"/>
+                <w:szCs w:val="24"/>
+                <w:highlight w:val="yellow"/>
+              </w:rPr>
+              <w:t>:</w:t>
+            </w:r>
+            <w:r>
+              <w:rPr>
+                <w:highlight w:val="yellow"/>
+              </w:rPr>
+              <w:t xml:space="preserve"> </w:t>
+            </w:r>
+            <w:r>
+              <w:rPr>
+                <w:szCs w:val="24"/>
+                <w:highlight w:val="yellow"/>
+              </w:rPr>
+              <w:t>OAuth</w:t>
+            </w:r>
+            <w:r>
+              <w:rPr>
+                <w:rFonts w:hint="eastAsia"/>
+                <w:szCs w:val="24"/>
+                <w:highlight w:val="yellow"/>
+              </w:rPr>
+              <w:t>(</w:t>
+            </w:r>
+            <w:r>
+              <w:rPr>
+                <w:rFonts w:hint="eastAsia"/>
+                <w:szCs w:val="24"/>
+                <w:highlight w:val="yellow"/>
+              </w:rPr>
+              <w:t>簡易註冊帳號時間</w:t>
+            </w:r>
+            <w:r>
+              <w:rPr>
+                <w:rFonts w:hint="eastAsia"/>
+                <w:szCs w:val="24"/>
+                <w:highlight w:val="yellow"/>
+              </w:rPr>
+              <w:t>)</w:t>
+            </w:r>
+          </w:p>
+          <w:p>
+            <w:pPr>
+              <w:numPr>
+                <w:ilvl w:val="0"/>
+                <w:numId w:val="9"/>
+              </w:numPr>
+              <w:spacing w:before="0" w:after="0" w:line="360" w:lineRule="exact"/>
+              <w:jc w:val="both"/>
+              <w:rPr>
+                <w:szCs w:val="24"/>
+                <w:highlight w:val="yellow"/>
+              </w:rPr>
+            </w:pPr>
+            <w:r>
+              <w:rPr>
+                <w:rFonts w:hint="eastAsia"/>
+                <w:szCs w:val="24"/>
+                <w:highlight w:val="yellow"/>
+              </w:rPr>
+              <w:t>地圖</w:t>
+            </w:r>
+            <w:r>
+              <w:rPr>
+                <w:rFonts w:hint="eastAsia"/>
+                <w:szCs w:val="24"/>
+                <w:highlight w:val="yellow"/>
+              </w:rPr>
+              <w:t>:</w:t>
+            </w:r>
+            <w:r>
+              <w:rPr>
+                <w:highlight w:val="yellow"/>
+              </w:rPr>
+              <w:t xml:space="preserve"> </w:t>
+            </w:r>
+            <w:r>
+              <w:rPr>
+                <w:szCs w:val="24"/>
+                <w:highlight w:val="yellow"/>
+              </w:rPr>
+              <w:t>Google Maps JavaScript API / Routes API</w:t>
+            </w:r>
+          </w:p>
+          <w:p>
+            <w:pPr>
+              <w:numPr>
+                <w:ilvl w:val="0"/>
+                <w:numId w:val="9"/>
+              </w:numPr>
+              <w:spacing w:before="0" w:after="0" w:line="360" w:lineRule="exact"/>
+              <w:jc w:val="both"/>
+              <w:rPr>
+                <w:szCs w:val="24"/>
               </w:rPr>
             </w:pPr>
             <w:r>
@@ -1944,7 +2727,6 @@
                 <w:bCs/>
                 <w:szCs w:val="24"/>
               </w:rPr>
-              <w:lastRenderedPageBreak/>
               <w:t xml:space="preserve">2. </w:t>
             </w:r>
             <w:r>
@@ -2121,7 +2903,20 @@
               <w:rPr>
                 <w:szCs w:val="24"/>
               </w:rPr>
-              <w:t>：一鍵撥打、簡訊</w:t>
+              <w:t>：</w:t>
+            </w:r>
+            <w:r>
+              <w:rPr>
+                <w:color w:val="00B050"/>
+                <w:szCs w:val="24"/>
+              </w:rPr>
+              <w:t>一鍵撥打</w:t>
+            </w:r>
+            <w:r>
+              <w:rPr>
+                <w:szCs w:val="24"/>
+              </w:rPr>
+              <w:t>、簡訊</w:t>
             </w:r>
             <w:r>
               <w:rPr>
@@ -2155,9 +2950,36 @@
             </w:r>
             <w:r>
               <w:rPr>
-                <w:szCs w:val="24"/>
-              </w:rPr>
-              <w:t>警局。</w:t>
+                <w:color w:val="00B050"/>
+                <w:szCs w:val="24"/>
+              </w:rPr>
+              <w:t>警局</w:t>
+            </w:r>
+            <w:r>
+              <w:rPr>
+                <w:szCs w:val="24"/>
+              </w:rPr>
+              <w:t>。</w:t>
+            </w:r>
+          </w:p>
+          <w:p>
+            <w:pPr>
+              <w:shd w:val="clear" w:color="auto" w:fill="7B7B7B" w:themeFill="accent3" w:themeFillShade="BF"/>
+              <w:spacing w:before="0" w:after="0" w:line="360" w:lineRule="exact"/>
+              <w:ind w:left="720"/>
+              <w:jc w:val="both"/>
+              <w:rPr>
+                <w:rFonts w:hint="eastAsia"/>
+                <w:szCs w:val="24"/>
+              </w:rPr>
+            </w:pPr>
+            <w:r>
+              <w:rPr>
+                <w:rFonts w:hint="eastAsia"/>
+                <w:color w:val="FFC000"/>
+                <w:szCs w:val="24"/>
+              </w:rPr>
+              <w:t>如果是使用連結跳轉程式</w:t>
             </w:r>
           </w:p>
           <w:p>
@@ -2188,15 +3010,23 @@
             </w:r>
             <w:r>
               <w:rPr>
+                <w:color w:val="C45911" w:themeColor="accent2" w:themeShade="BF"/>
                 <w:szCs w:val="24"/>
               </w:rPr>
               <w:t xml:space="preserve">SQL Injection/XSS </w:t>
             </w:r>
             <w:r>
               <w:rPr>
-                <w:szCs w:val="24"/>
-              </w:rPr>
-              <w:t>防護。</w:t>
+                <w:color w:val="C45911" w:themeColor="accent2" w:themeShade="BF"/>
+                <w:szCs w:val="24"/>
+              </w:rPr>
+              <w:t>防護</w:t>
+            </w:r>
+            <w:r>
+              <w:rPr>
+                <w:szCs w:val="24"/>
+              </w:rPr>
+              <w:t>。</w:t>
             </w:r>
           </w:p>
           <w:p>
@@ -2811,6 +3641,80 @@
           </w:p>
           <w:p>
             <w:pPr>
+              <w:numPr>
+                <w:ilvl w:val="0"/>
+                <w:numId w:val="13"/>
+              </w:numPr>
+              <w:spacing w:before="0" w:after="0" w:line="360" w:lineRule="exact"/>
+              <w:jc w:val="both"/>
+              <w:rPr>
+                <w:color w:val="000000" w:themeColor="text1"/>
+                <w:sz w:val="24"/>
+                <w:szCs w:val="24"/>
+              </w:rPr>
+            </w:pPr>
+            <w:r>
+              <w:rPr>
+                <w:rFonts w:hint="eastAsia"/>
+                <w:b/>
+                <w:bCs/>
+                <w:color w:val="000000" w:themeColor="text1"/>
+                <w:sz w:val="24"/>
+                <w:szCs w:val="24"/>
+              </w:rPr>
+              <w:t>聊天室資料</w:t>
+            </w:r>
+            <w:r>
+              <w:rPr>
+                <w:rFonts w:hint="eastAsia"/>
+                <w:b/>
+                <w:bCs/>
+                <w:color w:val="000000" w:themeColor="text1"/>
+                <w:sz w:val="24"/>
+                <w:szCs w:val="24"/>
+              </w:rPr>
+              <w:t>:</w:t>
+            </w:r>
+          </w:p>
+          <w:p>
+            <w:pPr>
+              <w:numPr>
+                <w:ilvl w:val="0"/>
+                <w:numId w:val="13"/>
+              </w:numPr>
+              <w:spacing w:before="0" w:after="0" w:line="360" w:lineRule="exact"/>
+              <w:jc w:val="both"/>
+              <w:rPr>
+                <w:color w:val="000000" w:themeColor="text1"/>
+                <w:sz w:val="24"/>
+                <w:szCs w:val="24"/>
+              </w:rPr>
+            </w:pPr>
+            <w:r>
+              <w:rPr>
+                <w:rFonts w:hint="eastAsia"/>
+                <w:b/>
+                <w:bCs/>
+                <w:color w:val="000000" w:themeColor="text1"/>
+                <w:sz w:val="24"/>
+                <w:szCs w:val="24"/>
+              </w:rPr>
+              <w:t>交流區資料</w:t>
+            </w:r>
+            <w:r>
+              <w:rPr>
+                <w:rFonts w:hint="eastAsia"/>
+                <w:b/>
+                <w:bCs/>
+                <w:color w:val="000000" w:themeColor="text1"/>
+                <w:sz w:val="24"/>
+                <w:szCs w:val="24"/>
+              </w:rPr>
+              <w:t>:</w:t>
+            </w:r>
+          </w:p>
+          <w:p>
+            <w:pPr>
               <w:spacing w:before="0" w:after="0" w:line="360" w:lineRule="exact"/>
               <w:jc w:val="both"/>
               <w:rPr>
@@ -2898,7 +3802,7 @@
               <w:spacing w:before="0" w:after="0" w:line="360" w:lineRule="exact"/>
               <w:jc w:val="both"/>
               <w:rPr>
-                <w:color w:val="000000" w:themeColor="text1"/>
+                <w:color w:val="00B050"/>
                 <w:sz w:val="24"/>
                 <w:szCs w:val="24"/>
               </w:rPr>
@@ -2907,7 +3811,7 @@
               <w:rPr>
                 <w:b/>
                 <w:bCs/>
-                <w:color w:val="000000" w:themeColor="text1"/>
+                <w:color w:val="00B050"/>
                 <w:sz w:val="24"/>
                 <w:szCs w:val="24"/>
               </w:rPr>
@@ -2915,7 +3819,7 @@
             </w:r>
             <w:r>
               <w:rPr>
-                <w:color w:val="000000" w:themeColor="text1"/>
+                <w:color w:val="00B050"/>
                 <w:sz w:val="24"/>
                 <w:szCs w:val="24"/>
               </w:rPr>
@@ -2985,7 +3889,15 @@
                 <w:sz w:val="24"/>
                 <w:szCs w:val="24"/>
               </w:rPr>
-              <w:t>：風險熱點演算法</w:t>
+              <w:t>：風險熱點</w:t>
+            </w:r>
+            <w:r>
+              <w:rPr>
+                <w:color w:val="00B050"/>
+                <w:sz w:val="24"/>
+                <w:szCs w:val="24"/>
+              </w:rPr>
+              <w:t>演算法</w:t>
             </w:r>
             <w:r>
               <w:rPr>
@@ -3001,7 +3913,31 @@
                 <w:sz w:val="24"/>
                 <w:szCs w:val="24"/>
               </w:rPr>
-              <w:t>推播警示；數據可視化</w:t>
+              <w:t>推播警示；</w:t>
+            </w:r>
+            <w:r>
+              <w:rPr>
+                <w:color w:val="00B050"/>
+                <w:sz w:val="24"/>
+                <w:szCs w:val="24"/>
+              </w:rPr>
+              <w:t>數據可視化</w:t>
+            </w:r>
+            <w:r>
+              <w:rPr>
+                <w:color w:val="00B050"/>
+                <w:sz w:val="24"/>
+                <w:szCs w:val="24"/>
+              </w:rPr>
+              <w:t xml:space="preserve"> → </w:t>
+            </w:r>
+            <w:r>
+              <w:rPr>
+                <w:color w:val="00B050"/>
+                <w:sz w:val="24"/>
+                <w:szCs w:val="24"/>
+              </w:rPr>
+              <w:t>趨勢圖</w:t>
             </w:r>
             <w:r>
               <w:rPr>
@@ -3009,15 +3945,7 @@
                 <w:sz w:val="24"/>
                 <w:szCs w:val="24"/>
               </w:rPr>
-              <w:t xml:space="preserve"> → </w:t>
-            </w:r>
-            <w:r>
-              <w:rPr>
-                <w:color w:val="000000" w:themeColor="text1"/>
-                <w:sz w:val="24"/>
-                <w:szCs w:val="24"/>
-              </w:rPr>
-              <w:t>趨勢圖。</w:t>
+              <w:t>。</w:t>
             </w:r>
           </w:p>
           <w:p>
@@ -3146,6 +4074,7 @@
                 <w:sz w:val="24"/>
                 <w:szCs w:val="24"/>
               </w:rPr>
+              <w:lastRenderedPageBreak/>
               <w:t>請列出在執行期限內的主要工作項目與量化指標，例如：</w:t>
             </w:r>
             <w:r>
@@ -3356,7 +4285,6 @@
                 <w:sz w:val="27"/>
                 <w:szCs w:val="27"/>
               </w:rPr>
-              <w:lastRenderedPageBreak/>
               <w:t xml:space="preserve">  </w:t>
             </w:r>
             <w:r>
@@ -3618,7 +4546,6 @@
                 <w:b/>
                 <w:szCs w:val="24"/>
               </w:rPr>
-              <w:lastRenderedPageBreak/>
               <w:t>(</w:t>
             </w:r>
             <w:r>
@@ -3760,7 +4687,10 @@
               <w:jc w:val="center"/>
             </w:pPr>
             <w:r>
-              <w:t>8</w:t>
+              <w:rPr>
+                <w:rFonts w:hint="eastAsia"/>
+              </w:rPr>
+              <w:t>2</w:t>
             </w:r>
           </w:p>
         </w:tc>
@@ -3785,12 +4715,12 @@
               <w:spacing w:before="0" w:after="0" w:line="360" w:lineRule="exact"/>
               <w:jc w:val="center"/>
             </w:pPr>
-          </w:p>
-          <w:p>
-            <w:pPr>
-              <w:spacing w:before="0" w:after="0" w:line="360" w:lineRule="exact"/>
-              <w:jc w:val="center"/>
-            </w:pPr>
+            <w:r>
+              <w:rPr>
+                <w:rFonts w:hint="eastAsia"/>
+              </w:rPr>
+              <w:t>資料庫及系統架構規劃</w:t>
+            </w:r>
           </w:p>
         </w:tc>
       </w:tr>
@@ -3821,7 +4751,10 @@
               <w:jc w:val="center"/>
             </w:pPr>
             <w:r>
-              <w:t>9</w:t>
+              <w:rPr>
+                <w:rFonts w:hint="eastAsia"/>
+              </w:rPr>
+              <w:t>3~8</w:t>
             </w:r>
           </w:p>
         </w:tc>
@@ -3846,12 +4779,12 @@
               <w:spacing w:before="0" w:after="0" w:line="360" w:lineRule="exact"/>
               <w:jc w:val="center"/>
             </w:pPr>
-          </w:p>
-          <w:p>
-            <w:pPr>
-              <w:spacing w:before="0" w:after="0" w:line="360" w:lineRule="exact"/>
-              <w:jc w:val="center"/>
-            </w:pPr>
+            <w:r>
+              <w:rPr>
+                <w:rFonts w:hint="eastAsia"/>
+              </w:rPr>
+              <w:t>功能完成</w:t>
+            </w:r>
           </w:p>
         </w:tc>
       </w:tr>
@@ -3882,7 +4815,7 @@
               <w:jc w:val="center"/>
             </w:pPr>
             <w:r>
-              <w:t>10</w:t>
+              <w:t>9</w:t>
             </w:r>
           </w:p>
         </w:tc>
@@ -3907,12 +4840,73 @@
               <w:spacing w:before="0" w:after="0" w:line="360" w:lineRule="exact"/>
               <w:jc w:val="center"/>
             </w:pPr>
-          </w:p>
+            <w:r>
+              <w:rPr>
+                <w:rFonts w:hint="eastAsia"/>
+              </w:rPr>
+              <w:t>系統測試及修正</w:t>
+            </w:r>
+          </w:p>
+        </w:tc>
+      </w:tr>
+      <w:tr>
+        <w:trPr>
+          <w:trHeight w:val="454"/>
+        </w:trPr>
+        <w:tc>
+          <w:tcPr>
+            <w:tcW w:w="1696" w:type="dxa"/>
+            <w:tcBorders>
+              <w:top w:val="single" w:sz="4" w:space="0" w:color="000000"/>
+              <w:left w:val="single" w:sz="4" w:space="0" w:color="000000"/>
+              <w:bottom w:val="single" w:sz="4" w:space="0" w:color="000000"/>
+              <w:right w:val="single" w:sz="4" w:space="0" w:color="000000"/>
+            </w:tcBorders>
+            <w:tcMar>
+              <w:top w:w="0" w:type="dxa"/>
+              <w:left w:w="108" w:type="dxa"/>
+              <w:bottom w:w="0" w:type="dxa"/>
+              <w:right w:w="108" w:type="dxa"/>
+            </w:tcMar>
+            <w:vAlign w:val="center"/>
+          </w:tcPr>
           <w:p>
             <w:pPr>
               <w:spacing w:before="0" w:after="0" w:line="360" w:lineRule="exact"/>
               <w:jc w:val="center"/>
             </w:pPr>
+            <w:r>
+              <w:t>10</w:t>
+            </w:r>
+          </w:p>
+        </w:tc>
+        <w:tc>
+          <w:tcPr>
+            <w:tcW w:w="8085" w:type="dxa"/>
+            <w:tcBorders>
+              <w:top w:val="single" w:sz="4" w:space="0" w:color="000000"/>
+              <w:left w:val="single" w:sz="4" w:space="0" w:color="000000"/>
+              <w:bottom w:val="single" w:sz="4" w:space="0" w:color="000000"/>
+              <w:right w:val="single" w:sz="4" w:space="0" w:color="000000"/>
+            </w:tcBorders>
+            <w:tcMar>
+              <w:top w:w="0" w:type="dxa"/>
+              <w:left w:w="108" w:type="dxa"/>
+              <w:bottom w:w="0" w:type="dxa"/>
+              <w:right w:w="108" w:type="dxa"/>
+            </w:tcMar>
+          </w:tcPr>
+          <w:p>
+            <w:pPr>
+              <w:spacing w:before="0" w:after="0" w:line="360" w:lineRule="exact"/>
+              <w:jc w:val="center"/>
+            </w:pPr>
+            <w:r>
+              <w:rPr>
+                <w:rFonts w:hint="eastAsia"/>
+              </w:rPr>
+              <w:t>系統上線</w:t>
+            </w:r>
           </w:p>
         </w:tc>
       </w:tr>
@@ -4120,16 +5114,105 @@
                 <w:color w:val="000000" w:themeColor="text1"/>
                 <w:sz w:val="24"/>
                 <w:szCs w:val="24"/>
-              </w:rPr>
-            </w:pPr>
-            <w:r>
+                <w:highlight w:val="yellow"/>
+              </w:rPr>
+            </w:pPr>
+            <w:r>
+              <w:rPr>
+                <w:rFonts w:ascii="Arial Unicode MS" w:eastAsia="Arial Unicode MS" w:hAnsi="Arial Unicode MS" w:cs="Arial Unicode MS" w:hint="eastAsia"/>
+                <w:color w:val="000000" w:themeColor="text1"/>
+                <w:sz w:val="24"/>
+                <w:szCs w:val="24"/>
+                <w:highlight w:val="yellow"/>
+              </w:rPr>
+              <w:t>事件及商家表單</w:t>
+            </w:r>
+          </w:p>
+          <w:p>
+            <w:pPr>
+              <w:numPr>
+                <w:ilvl w:val="0"/>
+                <w:numId w:val="15"/>
+              </w:numPr>
+              <w:spacing w:line="360" w:lineRule="exact"/>
               <w:rPr>
                 <w:rFonts w:ascii="Arial Unicode MS" w:eastAsia="Arial Unicode MS" w:hAnsi="Arial Unicode MS" w:cs="Arial Unicode MS"/>
                 <w:color w:val="000000" w:themeColor="text1"/>
                 <w:sz w:val="24"/>
                 <w:szCs w:val="24"/>
-              </w:rPr>
-              <w:t>專案報告與數據分析成果。</w:t>
+                <w:highlight w:val="yellow"/>
+              </w:rPr>
+            </w:pPr>
+            <w:r>
+              <w:rPr>
+                <w:rFonts w:ascii="Arial Unicode MS" w:eastAsia="Arial Unicode MS" w:hAnsi="Arial Unicode MS" w:cs="Arial Unicode MS" w:hint="eastAsia"/>
+                <w:color w:val="000000" w:themeColor="text1"/>
+                <w:sz w:val="24"/>
+                <w:szCs w:val="24"/>
+                <w:highlight w:val="yellow"/>
+              </w:rPr>
+              <w:t>可選擇發文名稱之交流區</w:t>
+            </w:r>
+            <w:r>
+              <w:rPr>
+                <w:rFonts w:ascii="Arial Unicode MS" w:eastAsia="Arial Unicode MS" w:hAnsi="Arial Unicode MS" w:cs="Arial Unicode MS" w:hint="eastAsia"/>
+                <w:color w:val="000000" w:themeColor="text1"/>
+                <w:sz w:val="24"/>
+                <w:szCs w:val="24"/>
+                <w:highlight w:val="yellow"/>
+              </w:rPr>
+              <w:t>及留言區</w:t>
+            </w:r>
+          </w:p>
+          <w:p>
+            <w:pPr>
+              <w:numPr>
+                <w:ilvl w:val="0"/>
+                <w:numId w:val="15"/>
+              </w:numPr>
+              <w:spacing w:line="360" w:lineRule="exact"/>
+              <w:rPr>
+                <w:rFonts w:ascii="Arial Unicode MS" w:eastAsia="Arial Unicode MS" w:hAnsi="Arial Unicode MS" w:cs="Arial Unicode MS"/>
+                <w:color w:val="000000" w:themeColor="text1"/>
+                <w:sz w:val="24"/>
+                <w:szCs w:val="24"/>
+              </w:rPr>
+            </w:pPr>
+            <w:r>
+              <w:rPr>
+                <w:rFonts w:ascii="Arial Unicode MS" w:eastAsia="Arial Unicode MS" w:hAnsi="Arial Unicode MS" w:cs="Arial Unicode MS"/>
+                <w:color w:val="000000" w:themeColor="text1"/>
+                <w:sz w:val="24"/>
+                <w:szCs w:val="24"/>
+              </w:rPr>
+              <w:t>專案報告</w:t>
+            </w:r>
+            <w:r>
+              <w:rPr>
+                <w:rFonts w:ascii="Arial Unicode MS" w:eastAsia="Arial Unicode MS" w:hAnsi="Arial Unicode MS" w:cs="Arial Unicode MS"/>
+                <w:color w:val="00B050"/>
+                <w:sz w:val="24"/>
+                <w:szCs w:val="24"/>
+              </w:rPr>
+              <w:t>與</w:t>
+            </w:r>
+            <w:r>
+              <w:rPr>
+                <w:rFonts w:ascii="Arial Unicode MS" w:eastAsia="Arial Unicode MS" w:hAnsi="Arial Unicode MS" w:cs="Arial Unicode MS"/>
+                <w:color w:val="00B050"/>
+                <w:sz w:val="24"/>
+                <w:szCs w:val="24"/>
+              </w:rPr>
+              <w:t>數據分析成果</w:t>
+            </w:r>
+            <w:r>
+              <w:rPr>
+                <w:rFonts w:ascii="Arial Unicode MS" w:eastAsia="Arial Unicode MS" w:hAnsi="Arial Unicode MS" w:cs="Arial Unicode MS"/>
+                <w:color w:val="000000" w:themeColor="text1"/>
+                <w:sz w:val="24"/>
+                <w:szCs w:val="24"/>
+              </w:rPr>
+              <w:t>。</w:t>
             </w:r>
           </w:p>
           <w:p>
@@ -4354,6 +5437,7 @@
                 <w:sz w:val="24"/>
                 <w:szCs w:val="24"/>
               </w:rPr>
+              <w:lastRenderedPageBreak/>
               <w:t>如相關產業實績、競賽得獎證明、隊員學經歷、學術、技術證明等，請重點摘要條列。</w:t>
             </w:r>
           </w:p>
@@ -4403,7 +5487,6 @@
         <w:snapToGrid w:val="0"/>
         <w:spacing w:after="240" w:line="360" w:lineRule="auto"/>
         <w:rPr>
-          <w:rFonts w:hint="eastAsia"/>
           <w:color w:val="FF0000"/>
           <w:sz w:val="44"/>
           <w:szCs w:val="44"/>
@@ -4411,7 +5494,7 @@
       </w:pPr>
     </w:p>
     <w:sectPr>
-      <w:footerReference w:type="default" r:id="rId9"/>
+      <w:footerReference w:type="default" r:id="rId10"/>
       <w:pgSz w:w="11906" w:h="16838"/>
       <w:pgMar w:top="1247" w:right="1021" w:bottom="1247" w:left="1418" w:header="567" w:footer="567" w:gutter="0"/>
       <w:cols w:space="720"/>
@@ -7367,7 +8450,6 @@
   <w:style w:type="character" w:default="1" w:styleId="a0">
     <w:name w:val="Default Paragraph Font"/>
     <w:uiPriority w:val="1"/>
-    <w:semiHidden/>
     <w:unhideWhenUsed/>
   </w:style>
   <w:style w:type="table" w:default="1" w:styleId="a1">
@@ -7487,6 +8569,30 @@
       <w:kern w:val="0"/>
       <w:sz w:val="24"/>
       <w:szCs w:val="24"/>
+    </w:rPr>
+  </w:style>
+  <w:style w:type="character" w:styleId="aa">
+    <w:name w:val="FollowedHyperlink"/>
+    <w:basedOn w:val="a0"/>
+    <w:uiPriority w:val="99"/>
+    <w:semiHidden/>
+    <w:unhideWhenUsed/>
+    <w:rsid w:val="00FD4AED"/>
+    <w:rPr>
+      <w:color w:val="954F72" w:themeColor="followedHyperlink"/>
+      <w:u w:val="single"/>
+    </w:rPr>
+  </w:style>
+  <w:style w:type="character" w:styleId="ab">
+    <w:name w:val="Unresolved Mention"/>
+    <w:basedOn w:val="a0"/>
+    <w:uiPriority w:val="99"/>
+    <w:semiHidden/>
+    <w:unhideWhenUsed/>
+    <w:rsid w:val="00FD4AED"/>
+    <w:rPr>
+      <w:color w:val="605E5C"/>
+      <w:shd w:val="clear" w:color="auto" w:fill="E1DFDD"/>
     </w:rPr>
   </w:style>
 </w:styles>

--- a/文件/競賽的相關東西/AIGO/附件3_構想書格式.docx
+++ b/文件/競賽的相關東西/AIGO/附件3_構想書格式.docx
@@ -1120,7 +1120,6 @@
               <w:spacing w:line="240" w:lineRule="atLeast"/>
               <w:jc w:val="center"/>
               <w:rPr>
-                <w:rFonts w:hint="eastAsia"/>
                 <w:sz w:val="26"/>
                 <w:szCs w:val="26"/>
               </w:rPr>
@@ -1145,7 +1144,6 @@
               <w:spacing w:line="240" w:lineRule="atLeast"/>
               <w:jc w:val="center"/>
               <w:rPr>
-                <w:rFonts w:hint="eastAsia"/>
                 <w:sz w:val="26"/>
                 <w:szCs w:val="26"/>
               </w:rPr>
@@ -1155,19 +1153,7 @@
                 <w:rPr>
                   <w:rFonts w:cs="Arial" w:hint="eastAsia"/>
                 </w:rPr>
-                <w:t>11056035@ntub.edu</w:t>
-              </w:r>
-              <w:r>
-                <w:rPr>
-                  <w:rFonts w:cs="Arial" w:hint="eastAsia"/>
-                </w:rPr>
-                <w:t>.t</w:t>
-              </w:r>
-              <w:r>
-                <w:rPr>
-                  <w:rFonts w:cs="Arial" w:hint="eastAsia"/>
-                </w:rPr>
-                <w:t>w</w:t>
+                <w:t>11056035@ntub.edu.tw</w:t>
               </w:r>
             </w:hyperlink>
           </w:p>
@@ -1182,7 +1168,7 @@
               <w:spacing w:line="240" w:lineRule="atLeast"/>
               <w:jc w:val="center"/>
               <w:rPr>
-                <w:rFonts w:cs="Arial" w:hint="eastAsia"/>
+                <w:rFonts w:cs="Arial"/>
               </w:rPr>
             </w:pPr>
             <w:r>
@@ -1203,7 +1189,6 @@
               <w:spacing w:line="240" w:lineRule="atLeast"/>
               <w:jc w:val="center"/>
               <w:rPr>
-                <w:rFonts w:hint="eastAsia"/>
                 <w:sz w:val="26"/>
                 <w:szCs w:val="26"/>
               </w:rPr>
@@ -1232,7 +1217,6 @@
               <w:spacing w:line="240" w:lineRule="atLeast"/>
               <w:jc w:val="center"/>
               <w:rPr>
-                <w:rFonts w:hint="eastAsia"/>
                 <w:sz w:val="26"/>
                 <w:szCs w:val="26"/>
               </w:rPr>
@@ -1281,7 +1265,7 @@
               <w:spacing w:line="240" w:lineRule="atLeast"/>
               <w:jc w:val="center"/>
               <w:rPr>
-                <w:rFonts w:cs="Arial" w:hint="eastAsia"/>
+                <w:rFonts w:cs="Arial"/>
               </w:rPr>
             </w:pPr>
             <w:r>
@@ -1330,7 +1314,6 @@
               <w:spacing w:line="240" w:lineRule="atLeast"/>
               <w:jc w:val="center"/>
               <w:rPr>
-                <w:rFonts w:hint="eastAsia"/>
                 <w:sz w:val="26"/>
                 <w:szCs w:val="26"/>
               </w:rPr>
@@ -1355,7 +1338,6 @@
               <w:spacing w:line="240" w:lineRule="atLeast"/>
               <w:jc w:val="center"/>
               <w:rPr>
-                <w:rFonts w:hint="eastAsia"/>
                 <w:sz w:val="26"/>
                 <w:szCs w:val="26"/>
               </w:rPr>
@@ -1380,7 +1362,7 @@
               <w:spacing w:line="240" w:lineRule="atLeast"/>
               <w:jc w:val="center"/>
               <w:rPr>
-                <w:rFonts w:cs="Arial" w:hint="eastAsia"/>
+                <w:rFonts w:cs="Arial"/>
               </w:rPr>
             </w:pPr>
             <w:r>
@@ -1474,7 +1456,6 @@
         <w:spacing w:before="0" w:after="0"/>
         <w:jc w:val="center"/>
         <w:rPr>
-          <w:rFonts w:hint="eastAsia"/>
           <w:color w:val="0D0D0D" w:themeColor="text1" w:themeTint="F2"/>
         </w:rPr>
       </w:pPr>
@@ -1493,7 +1474,6 @@
         <w:spacing w:before="0" w:after="0"/>
         <w:jc w:val="center"/>
         <w:rPr>
-          <w:rFonts w:hint="eastAsia"/>
           <w:color w:val="C45911" w:themeColor="accent2" w:themeShade="BF"/>
         </w:rPr>
       </w:pPr>
@@ -2512,7 +2492,6 @@
               </w:rPr>
               <w:t xml:space="preserve">Service Worker + </w:t>
             </w:r>
-            <w:proofErr w:type="spellStart"/>
             <w:r>
               <w:rPr>
                 <w:color w:val="00B050"/>
@@ -2520,7 +2499,6 @@
               </w:rPr>
               <w:t>pywebpush</w:t>
             </w:r>
-            <w:proofErr w:type="spellEnd"/>
             <w:r>
               <w:rPr>
                 <w:color w:val="00B050"/>
@@ -2969,7 +2947,6 @@
               <w:ind w:left="720"/>
               <w:jc w:val="both"/>
               <w:rPr>
-                <w:rFonts w:hint="eastAsia"/>
                 <w:szCs w:val="24"/>
               </w:rPr>
             </w:pPr>
@@ -3712,6 +3689,233 @@
               </w:rPr>
               <w:t>:</w:t>
             </w:r>
+            <w:r>
+              <w:t xml:space="preserve"> </w:t>
+            </w:r>
+            <w:r>
+              <w:rPr>
+                <w:sz w:val="24"/>
+                <w:szCs w:val="24"/>
+              </w:rPr>
+              <w:t>貼文編號</w:t>
+            </w:r>
+            <w:r>
+              <w:rPr>
+                <w:color w:val="000000" w:themeColor="text1"/>
+                <w:sz w:val="24"/>
+                <w:szCs w:val="24"/>
+              </w:rPr>
+              <w:t>、</w:t>
+            </w:r>
+            <w:r>
+              <w:rPr>
+                <w:sz w:val="24"/>
+                <w:szCs w:val="24"/>
+              </w:rPr>
+              <w:t>使用者</w:t>
+            </w:r>
+            <w:r>
+              <w:rPr>
+                <w:sz w:val="24"/>
+                <w:szCs w:val="24"/>
+              </w:rPr>
+              <w:t xml:space="preserve"> ID</w:t>
+            </w:r>
+            <w:r>
+              <w:rPr>
+                <w:color w:val="000000" w:themeColor="text1"/>
+                <w:sz w:val="24"/>
+                <w:szCs w:val="24"/>
+              </w:rPr>
+              <w:t>、</w:t>
+            </w:r>
+            <w:r>
+              <w:rPr>
+                <w:sz w:val="24"/>
+                <w:szCs w:val="24"/>
+              </w:rPr>
+              <w:t>暱稱</w:t>
+            </w:r>
+            <w:r>
+              <w:rPr>
+                <w:color w:val="000000" w:themeColor="text1"/>
+                <w:sz w:val="24"/>
+                <w:szCs w:val="24"/>
+              </w:rPr>
+              <w:t>、</w:t>
+            </w:r>
+            <w:r>
+              <w:rPr>
+                <w:color w:val="000000" w:themeColor="text1"/>
+                <w:sz w:val="24"/>
+                <w:szCs w:val="24"/>
+              </w:rPr>
+              <w:t>背景色代碼</w:t>
+            </w:r>
+            <w:r>
+              <w:rPr>
+                <w:color w:val="000000" w:themeColor="text1"/>
+                <w:sz w:val="24"/>
+                <w:szCs w:val="24"/>
+              </w:rPr>
+              <w:t>、</w:t>
+            </w:r>
+            <w:r>
+              <w:rPr>
+                <w:color w:val="000000" w:themeColor="text1"/>
+                <w:sz w:val="24"/>
+                <w:szCs w:val="24"/>
+              </w:rPr>
+              <w:t>頭像風格</w:t>
+            </w:r>
+            <w:r>
+              <w:rPr>
+                <w:color w:val="000000" w:themeColor="text1"/>
+                <w:sz w:val="24"/>
+                <w:szCs w:val="24"/>
+              </w:rPr>
+              <w:t>、</w:t>
+            </w:r>
+            <w:r>
+              <w:rPr>
+                <w:color w:val="000000" w:themeColor="text1"/>
+                <w:sz w:val="24"/>
+                <w:szCs w:val="24"/>
+              </w:rPr>
+              <w:t>頭像圖片</w:t>
+            </w:r>
+            <w:r>
+              <w:rPr>
+                <w:color w:val="000000" w:themeColor="text1"/>
+                <w:sz w:val="24"/>
+                <w:szCs w:val="24"/>
+              </w:rPr>
+              <w:t xml:space="preserve"> URL</w:t>
+            </w:r>
+            <w:r>
+              <w:rPr>
+                <w:color w:val="000000" w:themeColor="text1"/>
+                <w:sz w:val="24"/>
+                <w:szCs w:val="24"/>
+              </w:rPr>
+              <w:t>、</w:t>
+            </w:r>
+            <w:r>
+              <w:rPr>
+                <w:color w:val="000000" w:themeColor="text1"/>
+                <w:sz w:val="24"/>
+                <w:szCs w:val="24"/>
+              </w:rPr>
+              <w:t>貼文標題</w:t>
+            </w:r>
+            <w:r>
+              <w:rPr>
+                <w:color w:val="000000" w:themeColor="text1"/>
+                <w:sz w:val="24"/>
+                <w:szCs w:val="24"/>
+              </w:rPr>
+              <w:t>、</w:t>
+            </w:r>
+            <w:r>
+              <w:rPr>
+                <w:color w:val="000000" w:themeColor="text1"/>
+                <w:sz w:val="24"/>
+                <w:szCs w:val="24"/>
+              </w:rPr>
+              <w:t>貼文內容</w:t>
+            </w:r>
+            <w:r>
+              <w:rPr>
+                <w:color w:val="000000" w:themeColor="text1"/>
+                <w:sz w:val="24"/>
+                <w:szCs w:val="24"/>
+              </w:rPr>
+              <w:t>、</w:t>
+            </w:r>
+            <w:r>
+              <w:rPr>
+                <w:color w:val="000000" w:themeColor="text1"/>
+                <w:sz w:val="24"/>
+                <w:szCs w:val="24"/>
+              </w:rPr>
+              <w:t>愛心數</w:t>
+            </w:r>
+            <w:r>
+              <w:rPr>
+                <w:color w:val="000000" w:themeColor="text1"/>
+                <w:sz w:val="24"/>
+                <w:szCs w:val="24"/>
+              </w:rPr>
+              <w:t>、</w:t>
+            </w:r>
+            <w:r>
+              <w:rPr>
+                <w:color w:val="000000" w:themeColor="text1"/>
+                <w:sz w:val="24"/>
+                <w:szCs w:val="24"/>
+              </w:rPr>
+              <w:t>按讚</w:t>
+            </w:r>
+            <w:r>
+              <w:rPr>
+                <w:rFonts w:hint="eastAsia"/>
+                <w:color w:val="000000" w:themeColor="text1"/>
+                <w:sz w:val="24"/>
+                <w:szCs w:val="24"/>
+              </w:rPr>
+              <w:t>/</w:t>
+            </w:r>
+            <w:r>
+              <w:rPr>
+                <w:rFonts w:hint="eastAsia"/>
+                <w:color w:val="000000" w:themeColor="text1"/>
+                <w:sz w:val="24"/>
+                <w:szCs w:val="24"/>
+              </w:rPr>
+              <w:t>收藏</w:t>
+            </w:r>
+            <w:r>
+              <w:rPr>
+                <w:rFonts w:hint="eastAsia"/>
+                <w:color w:val="000000" w:themeColor="text1"/>
+                <w:sz w:val="24"/>
+                <w:szCs w:val="24"/>
+              </w:rPr>
+              <w:t>/</w:t>
+            </w:r>
+            <w:r>
+              <w:rPr>
+                <w:rFonts w:hint="eastAsia"/>
+                <w:color w:val="000000" w:themeColor="text1"/>
+                <w:sz w:val="24"/>
+                <w:szCs w:val="24"/>
+              </w:rPr>
+              <w:t>留言</w:t>
+            </w:r>
+            <w:r>
+              <w:rPr>
+                <w:color w:val="000000" w:themeColor="text1"/>
+                <w:sz w:val="24"/>
+                <w:szCs w:val="24"/>
+              </w:rPr>
+              <w:t>使用者清單</w:t>
+            </w:r>
+            <w:r>
+              <w:rPr>
+                <w:color w:val="000000" w:themeColor="text1"/>
+                <w:sz w:val="24"/>
+                <w:szCs w:val="24"/>
+              </w:rPr>
+              <w:t>、</w:t>
+            </w:r>
+            <w:r>
+              <w:rPr>
+                <w:color w:val="000000" w:themeColor="text1"/>
+                <w:sz w:val="24"/>
+                <w:szCs w:val="24"/>
+              </w:rPr>
+              <w:t>建立時間</w:t>
+            </w:r>
           </w:p>
           <w:p>
             <w:pPr>
@@ -3994,6 +4198,7 @@
                 <w:b/>
                 <w:szCs w:val="24"/>
               </w:rPr>
+              <w:lastRenderedPageBreak/>
               <w:t>(</w:t>
             </w:r>
             <w:r>
@@ -4074,7 +4279,6 @@
                 <w:sz w:val="24"/>
                 <w:szCs w:val="24"/>
               </w:rPr>
-              <w:lastRenderedPageBreak/>
               <w:t>請列出在執行期限內的主要工作項目與量化指標，例如：</w:t>
             </w:r>
             <w:r>

--- a/文件/競賽的相關東西/AIGO/附件3_構想書格式.docx
+++ b/文件/競賽的相關東西/AIGO/附件3_構想書格式.docx
@@ -1120,7 +1120,6 @@
               <w:spacing w:line="240" w:lineRule="atLeast"/>
               <w:jc w:val="center"/>
               <w:rPr>
-                <w:rFonts w:hint="eastAsia"/>
                 <w:sz w:val="26"/>
                 <w:szCs w:val="26"/>
               </w:rPr>
@@ -1145,7 +1144,6 @@
               <w:spacing w:line="240" w:lineRule="atLeast"/>
               <w:jc w:val="center"/>
               <w:rPr>
-                <w:rFonts w:hint="eastAsia"/>
                 <w:sz w:val="26"/>
                 <w:szCs w:val="26"/>
               </w:rPr>
@@ -1155,19 +1153,7 @@
                 <w:rPr>
                   <w:rFonts w:cs="Arial" w:hint="eastAsia"/>
                 </w:rPr>
-                <w:t>11056035@ntub.edu</w:t>
-              </w:r>
-              <w:r>
-                <w:rPr>
-                  <w:rFonts w:cs="Arial" w:hint="eastAsia"/>
-                </w:rPr>
-                <w:t>.t</w:t>
-              </w:r>
-              <w:r>
-                <w:rPr>
-                  <w:rFonts w:cs="Arial" w:hint="eastAsia"/>
-                </w:rPr>
-                <w:t>w</w:t>
+                <w:t>11056035@ntub.edu.tw</w:t>
               </w:r>
             </w:hyperlink>
           </w:p>
@@ -1182,7 +1168,7 @@
               <w:spacing w:line="240" w:lineRule="atLeast"/>
               <w:jc w:val="center"/>
               <w:rPr>
-                <w:rFonts w:cs="Arial" w:hint="eastAsia"/>
+                <w:rFonts w:cs="Arial"/>
               </w:rPr>
             </w:pPr>
             <w:r>
@@ -1203,7 +1189,6 @@
               <w:spacing w:line="240" w:lineRule="atLeast"/>
               <w:jc w:val="center"/>
               <w:rPr>
-                <w:rFonts w:hint="eastAsia"/>
                 <w:sz w:val="26"/>
                 <w:szCs w:val="26"/>
               </w:rPr>
@@ -1232,7 +1217,6 @@
               <w:spacing w:line="240" w:lineRule="atLeast"/>
               <w:jc w:val="center"/>
               <w:rPr>
-                <w:rFonts w:hint="eastAsia"/>
                 <w:sz w:val="26"/>
                 <w:szCs w:val="26"/>
               </w:rPr>
@@ -1281,7 +1265,7 @@
               <w:spacing w:line="240" w:lineRule="atLeast"/>
               <w:jc w:val="center"/>
               <w:rPr>
-                <w:rFonts w:cs="Arial" w:hint="eastAsia"/>
+                <w:rFonts w:cs="Arial"/>
               </w:rPr>
             </w:pPr>
             <w:r>
@@ -1330,7 +1314,6 @@
               <w:spacing w:line="240" w:lineRule="atLeast"/>
               <w:jc w:val="center"/>
               <w:rPr>
-                <w:rFonts w:hint="eastAsia"/>
                 <w:sz w:val="26"/>
                 <w:szCs w:val="26"/>
               </w:rPr>
@@ -1355,7 +1338,6 @@
               <w:spacing w:line="240" w:lineRule="atLeast"/>
               <w:jc w:val="center"/>
               <w:rPr>
-                <w:rFonts w:hint="eastAsia"/>
                 <w:sz w:val="26"/>
                 <w:szCs w:val="26"/>
               </w:rPr>
@@ -1380,7 +1362,7 @@
               <w:spacing w:line="240" w:lineRule="atLeast"/>
               <w:jc w:val="center"/>
               <w:rPr>
-                <w:rFonts w:cs="Arial" w:hint="eastAsia"/>
+                <w:rFonts w:cs="Arial"/>
               </w:rPr>
             </w:pPr>
             <w:r>
@@ -1474,7 +1456,6 @@
         <w:spacing w:before="0" w:after="0"/>
         <w:jc w:val="center"/>
         <w:rPr>
-          <w:rFonts w:hint="eastAsia"/>
           <w:color w:val="0D0D0D" w:themeColor="text1" w:themeTint="F2"/>
         </w:rPr>
       </w:pPr>
@@ -1493,7 +1474,6 @@
         <w:spacing w:before="0" w:after="0"/>
         <w:jc w:val="center"/>
         <w:rPr>
-          <w:rFonts w:hint="eastAsia"/>
           <w:color w:val="C45911" w:themeColor="accent2" w:themeShade="BF"/>
         </w:rPr>
       </w:pPr>
@@ -2969,7 +2949,6 @@
               <w:ind w:left="720"/>
               <w:jc w:val="both"/>
               <w:rPr>
-                <w:rFonts w:hint="eastAsia"/>
                 <w:szCs w:val="24"/>
               </w:rPr>
             </w:pPr>
@@ -3655,6 +3634,16 @@
             </w:pPr>
             <w:r>
               <w:rPr>
+                <w:b/>
+                <w:bCs/>
+                <w:color w:val="000000" w:themeColor="text1"/>
+                <w:sz w:val="24"/>
+                <w:szCs w:val="24"/>
+              </w:rPr>
+              <w:t>聊天室資料表</w:t>
+            </w:r>
+            <w:r>
+              <w:rPr>
                 <w:rFonts w:hint="eastAsia"/>
                 <w:b/>
                 <w:bCs/>
@@ -3662,18 +3651,107 @@
                 <w:sz w:val="24"/>
                 <w:szCs w:val="24"/>
               </w:rPr>
-              <w:t>聊天室資料</w:t>
+              <w:t>:</w:t>
+            </w:r>
+            <w:r>
+              <w:t xml:space="preserve"> </w:t>
+            </w:r>
+            <w:r>
+              <w:rPr>
+                <w:color w:val="000000" w:themeColor="text1"/>
+                <w:sz w:val="24"/>
+                <w:szCs w:val="24"/>
+              </w:rPr>
+              <w:t>聊天室代碼</w:t>
+            </w:r>
+            <w:r>
+              <w:rPr>
+                <w:color w:val="000000" w:themeColor="text1"/>
+                <w:sz w:val="24"/>
+                <w:szCs w:val="24"/>
+              </w:rPr>
+              <w:t>、</w:t>
+            </w:r>
+            <w:r>
+              <w:rPr>
+                <w:color w:val="000000" w:themeColor="text1"/>
+                <w:sz w:val="24"/>
+                <w:szCs w:val="24"/>
+              </w:rPr>
+              <w:t>城市名稱</w:t>
+            </w:r>
+            <w:r>
+              <w:rPr>
+                <w:color w:val="000000" w:themeColor="text1"/>
+                <w:sz w:val="24"/>
+                <w:szCs w:val="24"/>
+              </w:rPr>
+              <w:t>、</w:t>
+            </w:r>
+            <w:r>
+              <w:rPr>
+                <w:color w:val="000000" w:themeColor="text1"/>
+                <w:sz w:val="24"/>
+                <w:szCs w:val="24"/>
+              </w:rPr>
+              <w:t>區域名稱</w:t>
+            </w:r>
+            <w:r>
+              <w:rPr>
+                <w:color w:val="000000" w:themeColor="text1"/>
+                <w:sz w:val="24"/>
+                <w:szCs w:val="24"/>
+              </w:rPr>
+              <w:t>、</w:t>
             </w:r>
             <w:r>
               <w:rPr>
                 <w:rFonts w:hint="eastAsia"/>
-                <w:b/>
-                <w:bCs/>
-                <w:color w:val="000000" w:themeColor="text1"/>
-                <w:sz w:val="24"/>
-                <w:szCs w:val="24"/>
-              </w:rPr>
-              <w:t>:</w:t>
+                <w:color w:val="000000" w:themeColor="text1"/>
+                <w:sz w:val="24"/>
+                <w:szCs w:val="24"/>
+              </w:rPr>
+              <w:t>收藏</w:t>
+            </w:r>
+            <w:r>
+              <w:rPr>
+                <w:color w:val="000000" w:themeColor="text1"/>
+                <w:sz w:val="24"/>
+                <w:szCs w:val="24"/>
+              </w:rPr>
+              <w:t>次數</w:t>
+            </w:r>
+            <w:r>
+              <w:rPr>
+                <w:color w:val="000000" w:themeColor="text1"/>
+                <w:sz w:val="24"/>
+                <w:szCs w:val="24"/>
+              </w:rPr>
+              <w:t>、</w:t>
+            </w:r>
+            <w:r>
+              <w:rPr>
+                <w:color w:val="000000" w:themeColor="text1"/>
+                <w:sz w:val="24"/>
+                <w:szCs w:val="24"/>
+              </w:rPr>
+              <w:t>建立時間</w:t>
+            </w:r>
+            <w:r>
+              <w:rPr>
+                <w:color w:val="000000" w:themeColor="text1"/>
+                <w:sz w:val="24"/>
+                <w:szCs w:val="24"/>
+              </w:rPr>
+              <w:t>、</w:t>
+            </w:r>
+            <w:r>
+              <w:rPr>
+                <w:color w:val="000000" w:themeColor="text1"/>
+                <w:sz w:val="24"/>
+                <w:szCs w:val="24"/>
+              </w:rPr>
+              <w:t>更新時間</w:t>
             </w:r>
           </w:p>
           <w:p>
@@ -3692,6 +3770,16 @@
             </w:pPr>
             <w:r>
               <w:rPr>
+                <w:b/>
+                <w:bCs/>
+                <w:color w:val="000000" w:themeColor="text1"/>
+                <w:sz w:val="24"/>
+                <w:szCs w:val="24"/>
+              </w:rPr>
+              <w:t>聊天室訊息表</w:t>
+            </w:r>
+            <w:r>
+              <w:rPr>
                 <w:rFonts w:hint="eastAsia"/>
                 <w:b/>
                 <w:bCs/>
@@ -3699,7 +3787,167 @@
                 <w:sz w:val="24"/>
                 <w:szCs w:val="24"/>
               </w:rPr>
+              <w:t>:</w:t>
+            </w:r>
+            <w:r>
+              <w:t xml:space="preserve"> </w:t>
+            </w:r>
+            <w:r>
+              <w:rPr>
+                <w:color w:val="000000" w:themeColor="text1"/>
+                <w:sz w:val="24"/>
+                <w:szCs w:val="24"/>
+              </w:rPr>
+              <w:t>使用者</w:t>
+            </w:r>
+            <w:r>
+              <w:rPr>
+                <w:rFonts w:hint="eastAsia"/>
+                <w:color w:val="000000" w:themeColor="text1"/>
+                <w:sz w:val="24"/>
+                <w:szCs w:val="24"/>
+              </w:rPr>
+              <w:t>id</w:t>
+            </w:r>
+            <w:r>
+              <w:rPr>
+                <w:color w:val="000000" w:themeColor="text1"/>
+                <w:sz w:val="24"/>
+                <w:szCs w:val="24"/>
+              </w:rPr>
+              <w:t>、區域名稱、訊息內容、暱稱、發送時間、回覆的訊息</w:t>
+            </w:r>
+          </w:p>
+          <w:p>
+            <w:pPr>
+              <w:numPr>
+                <w:ilvl w:val="0"/>
+                <w:numId w:val="13"/>
+              </w:numPr>
+              <w:spacing w:before="0" w:after="0" w:line="360" w:lineRule="exact"/>
+              <w:jc w:val="both"/>
+              <w:rPr>
+                <w:color w:val="000000" w:themeColor="text1"/>
+                <w:sz w:val="24"/>
+                <w:szCs w:val="24"/>
+              </w:rPr>
+            </w:pPr>
+            <w:r>
+              <w:rPr>
+                <w:b/>
+                <w:bCs/>
+                <w:color w:val="000000" w:themeColor="text1"/>
+                <w:sz w:val="24"/>
+                <w:szCs w:val="24"/>
+              </w:rPr>
+              <w:t>使用者收藏聊天室表</w:t>
+            </w:r>
+            <w:r>
+              <w:rPr>
+                <w:rFonts w:hint="eastAsia"/>
+                <w:b/>
+                <w:bCs/>
+                <w:color w:val="000000" w:themeColor="text1"/>
+                <w:sz w:val="24"/>
+                <w:szCs w:val="24"/>
+              </w:rPr>
+              <w:t>:</w:t>
+            </w:r>
+            <w:r>
+              <w:rPr>
+                <w:rFonts w:hint="eastAsia"/>
+              </w:rPr>
+              <w:t xml:space="preserve"> </w:t>
+            </w:r>
+            <w:r>
+              <w:rPr>
+                <w:rFonts w:hint="eastAsia"/>
+                <w:color w:val="000000" w:themeColor="text1"/>
+                <w:sz w:val="24"/>
+                <w:szCs w:val="24"/>
+              </w:rPr>
+              <w:t>使用者</w:t>
+            </w:r>
+            <w:r>
+              <w:rPr>
+                <w:rFonts w:hint="eastAsia"/>
+                <w:color w:val="000000" w:themeColor="text1"/>
+                <w:sz w:val="24"/>
+                <w:szCs w:val="24"/>
+              </w:rPr>
+              <w:t>id</w:t>
+            </w:r>
+            <w:r>
+              <w:rPr>
+                <w:rFonts w:hint="eastAsia"/>
+                <w:color w:val="000000" w:themeColor="text1"/>
+                <w:sz w:val="24"/>
+                <w:szCs w:val="24"/>
+              </w:rPr>
+              <w:t>、聊天室、收藏時間</w:t>
+            </w:r>
+          </w:p>
+          <w:p>
+            <w:pPr>
+              <w:numPr>
+                <w:ilvl w:val="0"/>
+                <w:numId w:val="13"/>
+              </w:numPr>
+              <w:spacing w:before="0" w:after="0" w:line="360" w:lineRule="exact"/>
+              <w:jc w:val="both"/>
+              <w:rPr>
+                <w:color w:val="000000" w:themeColor="text1"/>
+                <w:sz w:val="24"/>
+                <w:szCs w:val="24"/>
+              </w:rPr>
+            </w:pPr>
+            <w:r>
+              <w:rPr>
+                <w:rFonts w:hint="eastAsia"/>
+                <w:b/>
+                <w:bCs/>
+                <w:color w:val="000000" w:themeColor="text1"/>
+                <w:sz w:val="24"/>
+                <w:szCs w:val="24"/>
+              </w:rPr>
               <w:t>交流區資料</w:t>
+            </w:r>
+            <w:r>
+              <w:rPr>
+                <w:rFonts w:hint="eastAsia"/>
+                <w:b/>
+                <w:bCs/>
+                <w:color w:val="000000" w:themeColor="text1"/>
+                <w:sz w:val="24"/>
+                <w:szCs w:val="24"/>
+              </w:rPr>
+              <w:t>:</w:t>
+            </w:r>
+          </w:p>
+          <w:p>
+            <w:pPr>
+              <w:numPr>
+                <w:ilvl w:val="0"/>
+                <w:numId w:val="13"/>
+              </w:numPr>
+              <w:spacing w:before="0" w:after="0" w:line="360" w:lineRule="exact"/>
+              <w:jc w:val="both"/>
+              <w:rPr>
+                <w:color w:val="000000" w:themeColor="text1"/>
+                <w:sz w:val="24"/>
+                <w:szCs w:val="24"/>
+              </w:rPr>
+            </w:pPr>
+            <w:r>
+              <w:rPr>
+                <w:rFonts w:hint="eastAsia"/>
+                <w:b/>
+                <w:bCs/>
+                <w:color w:val="000000" w:themeColor="text1"/>
+                <w:sz w:val="24"/>
+                <w:szCs w:val="24"/>
+              </w:rPr>
+              <w:t>管理員資料表</w:t>
             </w:r>
             <w:r>
               <w:rPr>
@@ -3881,6 +4129,7 @@
                 <w:sz w:val="24"/>
                 <w:szCs w:val="24"/>
               </w:rPr>
+              <w:lastRenderedPageBreak/>
               <w:t>加值</w:t>
             </w:r>
             <w:r>
@@ -3994,6 +4243,7 @@
                 <w:b/>
                 <w:szCs w:val="24"/>
               </w:rPr>
+              <w:lastRenderedPageBreak/>
               <w:t>(</w:t>
             </w:r>
             <w:r>
@@ -4074,7 +4324,6 @@
                 <w:sz w:val="24"/>
                 <w:szCs w:val="24"/>
               </w:rPr>
-              <w:lastRenderedPageBreak/>
               <w:t>請列出在執行期限內的主要工作項目與量化指標，例如：</w:t>
             </w:r>
             <w:r>
@@ -5364,6 +5613,7 @@
                 <w:b/>
                 <w:szCs w:val="24"/>
               </w:rPr>
+              <w:lastRenderedPageBreak/>
               <w:t>(</w:t>
             </w:r>
             <w:r>
@@ -5437,7 +5687,6 @@
                 <w:sz w:val="24"/>
                 <w:szCs w:val="24"/>
               </w:rPr>
-              <w:lastRenderedPageBreak/>
               <w:t>如相關產業實績、競賽得獎證明、隊員學經歷、學術、技術證明等，請重點摘要條列。</w:t>
             </w:r>
           </w:p>

--- a/文件/競賽的相關東西/AIGO/附件3_構想書格式.docx
+++ b/文件/競賽的相關東西/AIGO/附件3_構想書格式.docx
@@ -2492,6 +2492,7 @@
               </w:rPr>
               <w:t xml:space="preserve">Service Worker + </w:t>
             </w:r>
+            <w:proofErr w:type="spellStart"/>
             <w:r>
               <w:rPr>
                 <w:color w:val="00B050"/>
@@ -2499,6 +2500,7 @@
               </w:rPr>
               <w:t>pywebpush</w:t>
             </w:r>
+            <w:proofErr w:type="spellEnd"/>
             <w:r>
               <w:rPr>
                 <w:color w:val="00B050"/>
@@ -3372,7 +3374,7 @@
             <w:pPr>
               <w:numPr>
                 <w:ilvl w:val="0"/>
-                <w:numId w:val="12"/>
+                <w:numId w:val="13"/>
               </w:numPr>
               <w:spacing w:before="0" w:after="0" w:line="360" w:lineRule="exact"/>
               <w:jc w:val="both"/>
@@ -3389,83 +3391,6 @@
                 <w:szCs w:val="24"/>
               </w:rPr>
               <w:t>使用者自主回報表單。</w:t>
-            </w:r>
-          </w:p>
-          <w:p>
-            <w:pPr>
-              <w:numPr>
-                <w:ilvl w:val="0"/>
-                <w:numId w:val="12"/>
-              </w:numPr>
-              <w:spacing w:before="0" w:after="0" w:line="360" w:lineRule="exact"/>
-              <w:jc w:val="both"/>
-              <w:rPr>
-                <w:color w:val="000000" w:themeColor="text1"/>
-                <w:sz w:val="24"/>
-                <w:szCs w:val="24"/>
-              </w:rPr>
-            </w:pPr>
-            <w:r>
-              <w:rPr>
-                <w:color w:val="000000" w:themeColor="text1"/>
-                <w:sz w:val="24"/>
-                <w:szCs w:val="24"/>
-              </w:rPr>
-              <w:t>政府開放數據（警局、案件統計）。</w:t>
-            </w:r>
-          </w:p>
-          <w:p>
-            <w:pPr>
-              <w:numPr>
-                <w:ilvl w:val="0"/>
-                <w:numId w:val="12"/>
-              </w:numPr>
-              <w:spacing w:before="0" w:after="0" w:line="360" w:lineRule="exact"/>
-              <w:jc w:val="both"/>
-              <w:rPr>
-                <w:color w:val="000000" w:themeColor="text1"/>
-                <w:sz w:val="24"/>
-                <w:szCs w:val="24"/>
-              </w:rPr>
-            </w:pPr>
-            <w:r>
-              <w:rPr>
-                <w:color w:val="000000" w:themeColor="text1"/>
-                <w:sz w:val="24"/>
-                <w:szCs w:val="24"/>
-              </w:rPr>
-              <w:t>商家自行登錄安全合作據點。</w:t>
-            </w:r>
-          </w:p>
-          <w:p>
-            <w:pPr>
-              <w:spacing w:before="0" w:after="0" w:line="360" w:lineRule="exact"/>
-              <w:jc w:val="both"/>
-              <w:rPr>
-                <w:color w:val="000000" w:themeColor="text1"/>
-                <w:sz w:val="24"/>
-                <w:szCs w:val="24"/>
-              </w:rPr>
-            </w:pPr>
-            <w:r>
-              <w:rPr>
-                <w:b/>
-                <w:bCs/>
-                <w:color w:val="000000" w:themeColor="text1"/>
-                <w:sz w:val="24"/>
-                <w:szCs w:val="24"/>
-              </w:rPr>
-              <w:t xml:space="preserve">2. </w:t>
-            </w:r>
-            <w:r>
-              <w:rPr>
-                <w:b/>
-                <w:bCs/>
-                <w:color w:val="000000" w:themeColor="text1"/>
-                <w:sz w:val="24"/>
-                <w:szCs w:val="24"/>
-              </w:rPr>
-              <w:t>資料類型與欄位</w:t>
             </w:r>
           </w:p>
           <w:p>
@@ -3484,21 +3409,11 @@
             </w:pPr>
             <w:r>
               <w:rPr>
-                <w:b/>
-                <w:bCs/>
-                <w:color w:val="000000" w:themeColor="text1"/>
-                <w:sz w:val="24"/>
-                <w:szCs w:val="24"/>
-              </w:rPr>
-              <w:t>事件資料</w:t>
-            </w:r>
-            <w:r>
-              <w:rPr>
-                <w:color w:val="000000" w:themeColor="text1"/>
-                <w:sz w:val="24"/>
-                <w:szCs w:val="24"/>
-              </w:rPr>
-              <w:t>：事件類型、地點座標、時間、描述、上傳圖片。</w:t>
+                <w:color w:val="000000" w:themeColor="text1"/>
+                <w:sz w:val="24"/>
+                <w:szCs w:val="24"/>
+              </w:rPr>
+              <w:t>政府開放數據（警局、案件統計）。</w:t>
             </w:r>
           </w:p>
           <w:p>
@@ -3517,21 +3432,42 @@
             </w:pPr>
             <w:r>
               <w:rPr>
+                <w:color w:val="000000" w:themeColor="text1"/>
+                <w:sz w:val="24"/>
+                <w:szCs w:val="24"/>
+              </w:rPr>
+              <w:t>商家自行登錄安全合作據點。</w:t>
+            </w:r>
+          </w:p>
+          <w:p>
+            <w:pPr>
+              <w:spacing w:before="0" w:after="0" w:line="360" w:lineRule="exact"/>
+              <w:jc w:val="both"/>
+              <w:rPr>
+                <w:color w:val="000000" w:themeColor="text1"/>
+                <w:sz w:val="24"/>
+                <w:szCs w:val="24"/>
+              </w:rPr>
+            </w:pPr>
+            <w:r>
+              <w:rPr>
                 <w:b/>
                 <w:bCs/>
                 <w:color w:val="000000" w:themeColor="text1"/>
                 <w:sz w:val="24"/>
                 <w:szCs w:val="24"/>
               </w:rPr>
-              <w:t>商家資料</w:t>
-            </w:r>
-            <w:r>
-              <w:rPr>
-                <w:color w:val="000000" w:themeColor="text1"/>
-                <w:sz w:val="24"/>
-                <w:szCs w:val="24"/>
-              </w:rPr>
-              <w:t>：名稱、地址、營業時間、認證狀態。</w:t>
+              <w:t xml:space="preserve">2. </w:t>
+            </w:r>
+            <w:r>
+              <w:rPr>
+                <w:b/>
+                <w:bCs/>
+                <w:color w:val="000000" w:themeColor="text1"/>
+                <w:sz w:val="24"/>
+                <w:szCs w:val="24"/>
+              </w:rPr>
+              <w:t>資料類型與欄位</w:t>
             </w:r>
           </w:p>
           <w:p>
@@ -3556,15 +3492,15 @@
                 <w:sz w:val="24"/>
                 <w:szCs w:val="24"/>
               </w:rPr>
-              <w:t>使用者資料</w:t>
-            </w:r>
-            <w:r>
-              <w:rPr>
-                <w:color w:val="000000" w:themeColor="text1"/>
-                <w:sz w:val="24"/>
-                <w:szCs w:val="24"/>
-              </w:rPr>
-              <w:t>：帳號、暱稱、求助對象、歷史紀錄。</w:t>
+              <w:t>事件資料</w:t>
+            </w:r>
+            <w:r>
+              <w:rPr>
+                <w:color w:val="000000" w:themeColor="text1"/>
+                <w:sz w:val="24"/>
+                <w:szCs w:val="24"/>
+              </w:rPr>
+              <w:t>：事件類型、地點座標、時間、描述、上傳圖片。</w:t>
             </w:r>
           </w:p>
           <w:p>
@@ -3589,31 +3525,15 @@
                 <w:sz w:val="24"/>
                 <w:szCs w:val="24"/>
               </w:rPr>
-              <w:t>警局資料</w:t>
-            </w:r>
-            <w:r>
-              <w:rPr>
-                <w:color w:val="000000" w:themeColor="text1"/>
-                <w:sz w:val="24"/>
-                <w:szCs w:val="24"/>
-              </w:rPr>
-              <w:t>：分局</w:t>
-            </w:r>
-            <w:r>
-              <w:rPr>
-                <w:color w:val="000000" w:themeColor="text1"/>
-                <w:sz w:val="24"/>
-                <w:szCs w:val="24"/>
-              </w:rPr>
-              <w:t>/</w:t>
-            </w:r>
-            <w:r>
-              <w:rPr>
-                <w:color w:val="000000" w:themeColor="text1"/>
-                <w:sz w:val="24"/>
-                <w:szCs w:val="24"/>
-              </w:rPr>
-              <w:t>派出所名稱、電話、地址。</w:t>
+              <w:t>商家資料</w:t>
+            </w:r>
+            <w:r>
+              <w:rPr>
+                <w:color w:val="000000" w:themeColor="text1"/>
+                <w:sz w:val="24"/>
+                <w:szCs w:val="24"/>
+              </w:rPr>
+              <w:t>：名稱、地址、營業時間、認證狀態。</w:t>
             </w:r>
           </w:p>
           <w:p>
@@ -3632,25 +3552,119 @@
             </w:pPr>
             <w:r>
               <w:rPr>
+                <w:b/>
+                <w:bCs/>
+                <w:color w:val="000000" w:themeColor="text1"/>
+                <w:sz w:val="24"/>
+                <w:szCs w:val="24"/>
+              </w:rPr>
+              <w:t>使用者個人資料表</w:t>
+            </w:r>
+            <w:r>
+              <w:rPr>
+                <w:color w:val="000000" w:themeColor="text1"/>
+                <w:sz w:val="24"/>
+                <w:szCs w:val="24"/>
+              </w:rPr>
+              <w:t>：</w:t>
+            </w:r>
+            <w:r>
+              <w:rPr>
                 <w:rFonts w:hint="eastAsia"/>
-                <w:b/>
-                <w:bCs/>
-                <w:color w:val="000000" w:themeColor="text1"/>
-                <w:sz w:val="24"/>
-                <w:szCs w:val="24"/>
-              </w:rPr>
-              <w:t>聊天室資料</w:t>
+                <w:color w:val="000000" w:themeColor="text1"/>
+                <w:sz w:val="24"/>
+                <w:szCs w:val="24"/>
+              </w:rPr>
+              <w:t>使用者</w:t>
+            </w:r>
+            <w:r>
+              <w:rPr>
+                <w:color w:val="000000" w:themeColor="text1"/>
+                <w:sz w:val="24"/>
+                <w:szCs w:val="24"/>
+              </w:rPr>
+              <w:t>id</w:t>
             </w:r>
             <w:r>
               <w:rPr>
                 <w:rFonts w:hint="eastAsia"/>
-                <w:b/>
-                <w:bCs/>
-                <w:color w:val="000000" w:themeColor="text1"/>
-                <w:sz w:val="24"/>
-                <w:szCs w:val="24"/>
-              </w:rPr>
-              <w:t>:</w:t>
+                <w:color w:val="000000" w:themeColor="text1"/>
+                <w:sz w:val="24"/>
+                <w:szCs w:val="24"/>
+              </w:rPr>
+              <w:t>、</w:t>
+            </w:r>
+            <w:r>
+              <w:rPr>
+                <w:color w:val="000000" w:themeColor="text1"/>
+                <w:sz w:val="24"/>
+                <w:szCs w:val="24"/>
+              </w:rPr>
+              <w:t>使用者名稱、</w:t>
+            </w:r>
+            <w:r>
+              <w:rPr>
+                <w:color w:val="000000" w:themeColor="text1"/>
+                <w:sz w:val="24"/>
+                <w:szCs w:val="24"/>
+              </w:rPr>
+              <w:t>Gmail</w:t>
+            </w:r>
+            <w:r>
+              <w:rPr>
+                <w:color w:val="000000" w:themeColor="text1"/>
+                <w:sz w:val="24"/>
+                <w:szCs w:val="24"/>
+              </w:rPr>
+              <w:t>、預設暱稱</w:t>
+            </w:r>
+            <w:r>
+              <w:rPr>
+                <w:color w:val="000000" w:themeColor="text1"/>
+                <w:sz w:val="24"/>
+                <w:szCs w:val="24"/>
+              </w:rPr>
+              <w:t>1</w:t>
+            </w:r>
+            <w:r>
+              <w:rPr>
+                <w:color w:val="000000" w:themeColor="text1"/>
+                <w:sz w:val="24"/>
+                <w:szCs w:val="24"/>
+              </w:rPr>
+              <w:t>、預設暱稱</w:t>
+            </w:r>
+            <w:r>
+              <w:rPr>
+                <w:color w:val="000000" w:themeColor="text1"/>
+                <w:sz w:val="24"/>
+                <w:szCs w:val="24"/>
+              </w:rPr>
+              <w:t>2</w:t>
+            </w:r>
+            <w:r>
+              <w:rPr>
+                <w:color w:val="000000" w:themeColor="text1"/>
+                <w:sz w:val="24"/>
+                <w:szCs w:val="24"/>
+              </w:rPr>
+              <w:t>、緊急聯絡電話、緊急聯絡</w:t>
+            </w:r>
+            <w:r>
+              <w:rPr>
+                <w:color w:val="000000" w:themeColor="text1"/>
+                <w:sz w:val="24"/>
+                <w:szCs w:val="24"/>
+              </w:rPr>
+              <w:t xml:space="preserve"> Gmail</w:t>
+            </w:r>
+            <w:r>
+              <w:rPr>
+                <w:color w:val="000000" w:themeColor="text1"/>
+                <w:sz w:val="24"/>
+                <w:szCs w:val="24"/>
+              </w:rPr>
+              <w:t>、預設訊息、自我介紹、使用者圖片、建立時間、狀態顏色</w:t>
             </w:r>
           </w:p>
           <w:p>
@@ -3669,196 +3683,24 @@
             </w:pPr>
             <w:r>
               <w:rPr>
-                <w:rFonts w:hint="eastAsia"/>
                 <w:b/>
                 <w:bCs/>
                 <w:color w:val="000000" w:themeColor="text1"/>
                 <w:sz w:val="24"/>
                 <w:szCs w:val="24"/>
               </w:rPr>
-              <w:t>交流區資料</w:t>
-            </w:r>
-            <w:r>
-              <w:rPr>
-                <w:rFonts w:hint="eastAsia"/>
-                <w:b/>
-                <w:bCs/>
-                <w:color w:val="000000" w:themeColor="text1"/>
-                <w:sz w:val="24"/>
-                <w:szCs w:val="24"/>
-              </w:rPr>
-              <w:t>:</w:t>
-            </w:r>
-            <w:r>
-              <w:t xml:space="preserve"> </w:t>
-            </w:r>
-            <w:r>
-              <w:rPr>
-                <w:sz w:val="24"/>
-                <w:szCs w:val="24"/>
-              </w:rPr>
-              <w:t>貼文編號</w:t>
-            </w:r>
-            <w:r>
-              <w:rPr>
-                <w:color w:val="000000" w:themeColor="text1"/>
-                <w:sz w:val="24"/>
-                <w:szCs w:val="24"/>
-              </w:rPr>
-              <w:t>、</w:t>
-            </w:r>
-            <w:r>
-              <w:rPr>
-                <w:sz w:val="24"/>
-                <w:szCs w:val="24"/>
-              </w:rPr>
-              <w:t>使用者</w:t>
-            </w:r>
-            <w:r>
-              <w:rPr>
-                <w:sz w:val="24"/>
-                <w:szCs w:val="24"/>
-              </w:rPr>
-              <w:t xml:space="preserve"> ID</w:t>
-            </w:r>
-            <w:r>
-              <w:rPr>
-                <w:color w:val="000000" w:themeColor="text1"/>
-                <w:sz w:val="24"/>
-                <w:szCs w:val="24"/>
-              </w:rPr>
-              <w:t>、</w:t>
-            </w:r>
-            <w:r>
-              <w:rPr>
-                <w:sz w:val="24"/>
-                <w:szCs w:val="24"/>
-              </w:rPr>
-              <w:t>暱稱</w:t>
-            </w:r>
-            <w:r>
-              <w:rPr>
-                <w:color w:val="000000" w:themeColor="text1"/>
-                <w:sz w:val="24"/>
-                <w:szCs w:val="24"/>
-              </w:rPr>
-              <w:t>、</w:t>
-            </w:r>
-            <w:r>
-              <w:rPr>
-                <w:color w:val="000000" w:themeColor="text1"/>
-                <w:sz w:val="24"/>
-                <w:szCs w:val="24"/>
-              </w:rPr>
-              <w:t>背景色代碼</w:t>
-            </w:r>
-            <w:r>
-              <w:rPr>
-                <w:color w:val="000000" w:themeColor="text1"/>
-                <w:sz w:val="24"/>
-                <w:szCs w:val="24"/>
-              </w:rPr>
-              <w:t>、</w:t>
-            </w:r>
-            <w:r>
-              <w:rPr>
-                <w:color w:val="000000" w:themeColor="text1"/>
-                <w:sz w:val="24"/>
-                <w:szCs w:val="24"/>
-              </w:rPr>
-              <w:t>頭像風格</w:t>
-            </w:r>
-            <w:r>
-              <w:rPr>
-                <w:color w:val="000000" w:themeColor="text1"/>
-                <w:sz w:val="24"/>
-                <w:szCs w:val="24"/>
-              </w:rPr>
-              <w:t>、</w:t>
-            </w:r>
-            <w:r>
-              <w:rPr>
-                <w:color w:val="000000" w:themeColor="text1"/>
-                <w:sz w:val="24"/>
-                <w:szCs w:val="24"/>
-              </w:rPr>
-              <w:t>頭像圖片</w:t>
-            </w:r>
-            <w:r>
-              <w:rPr>
-                <w:color w:val="000000" w:themeColor="text1"/>
-                <w:sz w:val="24"/>
-                <w:szCs w:val="24"/>
-              </w:rPr>
-              <w:t xml:space="preserve"> URL</w:t>
-            </w:r>
-            <w:r>
-              <w:rPr>
-                <w:color w:val="000000" w:themeColor="text1"/>
-                <w:sz w:val="24"/>
-                <w:szCs w:val="24"/>
-              </w:rPr>
-              <w:t>、</w:t>
-            </w:r>
-            <w:r>
-              <w:rPr>
-                <w:color w:val="000000" w:themeColor="text1"/>
-                <w:sz w:val="24"/>
-                <w:szCs w:val="24"/>
-              </w:rPr>
-              <w:t>貼文標題</w:t>
-            </w:r>
-            <w:r>
-              <w:rPr>
-                <w:color w:val="000000" w:themeColor="text1"/>
-                <w:sz w:val="24"/>
-                <w:szCs w:val="24"/>
-              </w:rPr>
-              <w:t>、</w:t>
-            </w:r>
-            <w:r>
-              <w:rPr>
-                <w:color w:val="000000" w:themeColor="text1"/>
-                <w:sz w:val="24"/>
-                <w:szCs w:val="24"/>
-              </w:rPr>
-              <w:t>貼文內容</w:t>
-            </w:r>
-            <w:r>
-              <w:rPr>
-                <w:color w:val="000000" w:themeColor="text1"/>
-                <w:sz w:val="24"/>
-                <w:szCs w:val="24"/>
-              </w:rPr>
-              <w:t>、</w:t>
-            </w:r>
-            <w:r>
-              <w:rPr>
-                <w:color w:val="000000" w:themeColor="text1"/>
-                <w:sz w:val="24"/>
-                <w:szCs w:val="24"/>
-              </w:rPr>
-              <w:t>愛心數</w:t>
-            </w:r>
-            <w:r>
-              <w:rPr>
-                <w:color w:val="000000" w:themeColor="text1"/>
-                <w:sz w:val="24"/>
-                <w:szCs w:val="24"/>
-              </w:rPr>
-              <w:t>、</w:t>
-            </w:r>
-            <w:r>
-              <w:rPr>
-                <w:color w:val="000000" w:themeColor="text1"/>
-                <w:sz w:val="24"/>
-                <w:szCs w:val="24"/>
-              </w:rPr>
-              <w:t>按讚</w:t>
-            </w:r>
-            <w:r>
-              <w:rPr>
-                <w:rFonts w:hint="eastAsia"/>
+              <w:t>警局資料</w:t>
+            </w:r>
+            <w:r>
+              <w:rPr>
+                <w:color w:val="000000" w:themeColor="text1"/>
+                <w:sz w:val="24"/>
+                <w:szCs w:val="24"/>
+              </w:rPr>
+              <w:t>：分局</w:t>
+            </w:r>
+            <w:r>
+              <w:rPr>
                 <w:color w:val="000000" w:themeColor="text1"/>
                 <w:sz w:val="24"/>
                 <w:szCs w:val="24"/>
@@ -3867,141 +3709,784 @@
             </w:r>
             <w:r>
               <w:rPr>
-                <w:rFonts w:hint="eastAsia"/>
-                <w:color w:val="000000" w:themeColor="text1"/>
-                <w:sz w:val="24"/>
-                <w:szCs w:val="24"/>
-              </w:rPr>
-              <w:t>收藏</w:t>
-            </w:r>
-            <w:r>
-              <w:rPr>
-                <w:rFonts w:hint="eastAsia"/>
-                <w:color w:val="000000" w:themeColor="text1"/>
-                <w:sz w:val="24"/>
-                <w:szCs w:val="24"/>
-              </w:rPr>
-              <w:t>/</w:t>
-            </w:r>
-            <w:r>
-              <w:rPr>
-                <w:rFonts w:hint="eastAsia"/>
-                <w:color w:val="000000" w:themeColor="text1"/>
-                <w:sz w:val="24"/>
-                <w:szCs w:val="24"/>
-              </w:rPr>
-              <w:t>留言</w:t>
-            </w:r>
-            <w:r>
-              <w:rPr>
-                <w:color w:val="000000" w:themeColor="text1"/>
-                <w:sz w:val="24"/>
-                <w:szCs w:val="24"/>
-              </w:rPr>
-              <w:t>使用者清單</w:t>
-            </w:r>
-            <w:r>
-              <w:rPr>
-                <w:color w:val="000000" w:themeColor="text1"/>
-                <w:sz w:val="24"/>
-                <w:szCs w:val="24"/>
-              </w:rPr>
-              <w:t>、</w:t>
-            </w:r>
-            <w:r>
-              <w:rPr>
-                <w:color w:val="000000" w:themeColor="text1"/>
-                <w:sz w:val="24"/>
-                <w:szCs w:val="24"/>
-              </w:rPr>
-              <w:t>建立時間</w:t>
-            </w:r>
-          </w:p>
-          <w:p>
-            <w:pPr>
-              <w:spacing w:before="0" w:after="0" w:line="360" w:lineRule="exact"/>
-              <w:jc w:val="both"/>
-              <w:rPr>
-                <w:color w:val="000000" w:themeColor="text1"/>
-                <w:sz w:val="24"/>
-                <w:szCs w:val="24"/>
-              </w:rPr>
-            </w:pPr>
-            <w:r>
-              <w:rPr>
-                <w:b/>
-                <w:bCs/>
-                <w:color w:val="000000" w:themeColor="text1"/>
-                <w:sz w:val="24"/>
-                <w:szCs w:val="24"/>
-              </w:rPr>
-              <w:t xml:space="preserve">3. </w:t>
-            </w:r>
-            <w:r>
-              <w:rPr>
-                <w:b/>
-                <w:bCs/>
-                <w:color w:val="000000" w:themeColor="text1"/>
-                <w:sz w:val="24"/>
-                <w:szCs w:val="24"/>
-              </w:rPr>
-              <w:t>資料處理方式</w:t>
+                <w:color w:val="000000" w:themeColor="text1"/>
+                <w:sz w:val="24"/>
+                <w:szCs w:val="24"/>
+              </w:rPr>
+              <w:t>派出所名稱、電話、地址。</w:t>
             </w:r>
           </w:p>
           <w:p>
             <w:pPr>
               <w:numPr>
                 <w:ilvl w:val="0"/>
-                <w:numId w:val="14"/>
+                <w:numId w:val="13"/>
               </w:numPr>
               <w:spacing w:before="0" w:after="0" w:line="360" w:lineRule="exact"/>
               <w:jc w:val="both"/>
-              <w:rPr>
-                <w:color w:val="000000" w:themeColor="text1"/>
-                <w:sz w:val="24"/>
-                <w:szCs w:val="24"/>
-              </w:rPr>
-            </w:pPr>
-            <w:r>
-              <w:rPr>
+              <w:textAlignment w:val="auto"/>
+              <w:rPr>
+                <w:color w:val="000000" w:themeColor="text1"/>
+                <w:sz w:val="24"/>
+                <w:szCs w:val="24"/>
+              </w:rPr>
+            </w:pPr>
+            <w:r>
+              <w:rPr>
+                <w:rFonts w:hint="eastAsia"/>
                 <w:b/>
                 <w:bCs/>
                 <w:color w:val="000000" w:themeColor="text1"/>
                 <w:sz w:val="24"/>
                 <w:szCs w:val="24"/>
               </w:rPr>
-              <w:t>清理</w:t>
-            </w:r>
-            <w:r>
-              <w:rPr>
-                <w:color w:val="000000" w:themeColor="text1"/>
-                <w:sz w:val="24"/>
-                <w:szCs w:val="24"/>
-              </w:rPr>
-              <w:t>：移除不合法或惡意內容（</w:t>
-            </w:r>
-            <w:r>
-              <w:rPr>
-                <w:color w:val="000000" w:themeColor="text1"/>
-                <w:sz w:val="24"/>
-                <w:szCs w:val="24"/>
-              </w:rPr>
-              <w:t xml:space="preserve">Bleach </w:t>
-            </w:r>
-            <w:r>
-              <w:rPr>
-                <w:color w:val="000000" w:themeColor="text1"/>
-                <w:sz w:val="24"/>
-                <w:szCs w:val="24"/>
-              </w:rPr>
-              <w:t>過濾）。</w:t>
+              <w:t>聊天室資料表</w:t>
+            </w:r>
+            <w:r>
+              <w:rPr>
+                <w:b/>
+                <w:bCs/>
+                <w:color w:val="000000" w:themeColor="text1"/>
+                <w:sz w:val="24"/>
+                <w:szCs w:val="24"/>
+              </w:rPr>
+              <w:t>:</w:t>
+            </w:r>
+            <w:r>
+              <w:t xml:space="preserve"> </w:t>
+            </w:r>
+            <w:r>
+              <w:rPr>
+                <w:rFonts w:hint="eastAsia"/>
+                <w:color w:val="000000" w:themeColor="text1"/>
+                <w:sz w:val="24"/>
+                <w:szCs w:val="24"/>
+              </w:rPr>
+              <w:t>聊天室代碼、城市名稱、區域名稱、收藏次數、建立時間、更新時間</w:t>
             </w:r>
           </w:p>
           <w:p>
             <w:pPr>
               <w:numPr>
                 <w:ilvl w:val="0"/>
-                <w:numId w:val="14"/>
+                <w:numId w:val="13"/>
+              </w:numPr>
+              <w:spacing w:before="0" w:after="0" w:line="360" w:lineRule="exact"/>
+              <w:jc w:val="both"/>
+              <w:textAlignment w:val="auto"/>
+              <w:rPr>
+                <w:color w:val="000000" w:themeColor="text1"/>
+                <w:sz w:val="24"/>
+                <w:szCs w:val="24"/>
+              </w:rPr>
+            </w:pPr>
+            <w:r>
+              <w:rPr>
+                <w:rFonts w:hint="eastAsia"/>
+                <w:b/>
+                <w:bCs/>
+                <w:color w:val="000000" w:themeColor="text1"/>
+                <w:sz w:val="24"/>
+                <w:szCs w:val="24"/>
+              </w:rPr>
+              <w:t>聊天室訊息表</w:t>
+            </w:r>
+            <w:r>
+              <w:rPr>
+                <w:b/>
+                <w:bCs/>
+                <w:color w:val="000000" w:themeColor="text1"/>
+                <w:sz w:val="24"/>
+                <w:szCs w:val="24"/>
+              </w:rPr>
+              <w:t>:</w:t>
+            </w:r>
+            <w:r>
+              <w:t xml:space="preserve"> </w:t>
+            </w:r>
+            <w:r>
+              <w:rPr>
+                <w:rFonts w:hint="eastAsia"/>
+                <w:color w:val="000000" w:themeColor="text1"/>
+                <w:sz w:val="24"/>
+                <w:szCs w:val="24"/>
+              </w:rPr>
+              <w:t>使用者</w:t>
+            </w:r>
+            <w:r>
+              <w:rPr>
+                <w:color w:val="000000" w:themeColor="text1"/>
+                <w:sz w:val="24"/>
+                <w:szCs w:val="24"/>
+              </w:rPr>
+              <w:t>id</w:t>
+            </w:r>
+            <w:r>
+              <w:rPr>
+                <w:rFonts w:hint="eastAsia"/>
+                <w:color w:val="000000" w:themeColor="text1"/>
+                <w:sz w:val="24"/>
+                <w:szCs w:val="24"/>
+              </w:rPr>
+              <w:t>、區域名稱、訊息內容、暱稱、發送時間、回覆的訊息</w:t>
+            </w:r>
+          </w:p>
+          <w:p>
+            <w:pPr>
+              <w:numPr>
+                <w:ilvl w:val="0"/>
+                <w:numId w:val="13"/>
+              </w:numPr>
+              <w:spacing w:before="0" w:after="0" w:line="360" w:lineRule="exact"/>
+              <w:jc w:val="both"/>
+              <w:textAlignment w:val="auto"/>
+              <w:rPr>
+                <w:color w:val="000000" w:themeColor="text1"/>
+                <w:sz w:val="24"/>
+                <w:szCs w:val="24"/>
+              </w:rPr>
+            </w:pPr>
+            <w:r>
+              <w:rPr>
+                <w:rFonts w:hint="eastAsia"/>
+                <w:b/>
+                <w:bCs/>
+                <w:color w:val="000000" w:themeColor="text1"/>
+                <w:sz w:val="24"/>
+                <w:szCs w:val="24"/>
+              </w:rPr>
+              <w:t>使用者收藏聊天室表</w:t>
+            </w:r>
+            <w:r>
+              <w:rPr>
+                <w:b/>
+                <w:bCs/>
+                <w:color w:val="000000" w:themeColor="text1"/>
+                <w:sz w:val="24"/>
+                <w:szCs w:val="24"/>
+              </w:rPr>
+              <w:t>:</w:t>
+            </w:r>
+            <w:r>
+              <w:t xml:space="preserve"> </w:t>
+            </w:r>
+            <w:r>
+              <w:rPr>
+                <w:rFonts w:hint="eastAsia"/>
+                <w:color w:val="000000" w:themeColor="text1"/>
+                <w:sz w:val="24"/>
+                <w:szCs w:val="24"/>
+              </w:rPr>
+              <w:t>使用者</w:t>
+            </w:r>
+            <w:r>
+              <w:rPr>
+                <w:color w:val="000000" w:themeColor="text1"/>
+                <w:sz w:val="24"/>
+                <w:szCs w:val="24"/>
+              </w:rPr>
+              <w:t>id</w:t>
+            </w:r>
+            <w:r>
+              <w:rPr>
+                <w:rFonts w:hint="eastAsia"/>
+                <w:color w:val="000000" w:themeColor="text1"/>
+                <w:sz w:val="24"/>
+                <w:szCs w:val="24"/>
+              </w:rPr>
+              <w:t>、聊天室、收藏時間</w:t>
+            </w:r>
+          </w:p>
+          <w:p>
+            <w:pPr>
+              <w:numPr>
+                <w:ilvl w:val="0"/>
+                <w:numId w:val="13"/>
+              </w:numPr>
+              <w:spacing w:before="0" w:after="0" w:line="360" w:lineRule="exact"/>
+              <w:jc w:val="both"/>
+              <w:rPr>
+                <w:color w:val="000000" w:themeColor="text1"/>
+                <w:sz w:val="24"/>
+                <w:szCs w:val="24"/>
+              </w:rPr>
+            </w:pPr>
+            <w:r>
+              <w:rPr>
+                <w:rFonts w:hint="eastAsia"/>
+                <w:b/>
+                <w:bCs/>
+                <w:color w:val="000000" w:themeColor="text1"/>
+                <w:sz w:val="24"/>
+                <w:szCs w:val="24"/>
+              </w:rPr>
+              <w:t>管理員資料表</w:t>
+            </w:r>
+            <w:r>
+              <w:rPr>
+                <w:b/>
+                <w:bCs/>
+                <w:color w:val="000000" w:themeColor="text1"/>
+                <w:sz w:val="24"/>
+                <w:szCs w:val="24"/>
+              </w:rPr>
+              <w:t>:</w:t>
+            </w:r>
+            <w:r>
+              <w:rPr>
+                <w:color w:val="000000" w:themeColor="text1"/>
+                <w:sz w:val="24"/>
+                <w:szCs w:val="24"/>
+              </w:rPr>
+              <w:t>管理員編號</w:t>
+            </w:r>
+            <w:r>
+              <w:rPr>
+                <w:color w:val="000000" w:themeColor="text1"/>
+                <w:sz w:val="24"/>
+                <w:szCs w:val="24"/>
+              </w:rPr>
+              <w:t xml:space="preserve"> (</w:t>
+            </w:r>
+            <w:proofErr w:type="spellStart"/>
+            <w:r>
+              <w:rPr>
+                <w:color w:val="000000" w:themeColor="text1"/>
+                <w:sz w:val="24"/>
+                <w:szCs w:val="24"/>
+              </w:rPr>
+              <w:t>AutoField</w:t>
+            </w:r>
+            <w:proofErr w:type="spellEnd"/>
+            <w:r>
+              <w:rPr>
+                <w:color w:val="000000" w:themeColor="text1"/>
+                <w:sz w:val="24"/>
+                <w:szCs w:val="24"/>
+              </w:rPr>
+              <w:t>)</w:t>
+            </w:r>
+            <w:r>
+              <w:rPr>
+                <w:color w:val="000000" w:themeColor="text1"/>
+                <w:sz w:val="24"/>
+                <w:szCs w:val="24"/>
+              </w:rPr>
+              <w:t>、姓名</w:t>
+            </w:r>
+            <w:r>
+              <w:rPr>
+                <w:color w:val="000000" w:themeColor="text1"/>
+                <w:sz w:val="24"/>
+                <w:szCs w:val="24"/>
+              </w:rPr>
+              <w:t xml:space="preserve"> (</w:t>
+            </w:r>
+            <w:proofErr w:type="spellStart"/>
+            <w:r>
+              <w:rPr>
+                <w:color w:val="000000" w:themeColor="text1"/>
+                <w:sz w:val="24"/>
+                <w:szCs w:val="24"/>
+              </w:rPr>
+              <w:t>CharField</w:t>
+            </w:r>
+            <w:proofErr w:type="spellEnd"/>
+            <w:r>
+              <w:rPr>
+                <w:color w:val="000000" w:themeColor="text1"/>
+                <w:sz w:val="24"/>
+                <w:szCs w:val="24"/>
+              </w:rPr>
+              <w:t>[100])</w:t>
+            </w:r>
+            <w:r>
+              <w:rPr>
+                <w:color w:val="000000" w:themeColor="text1"/>
+                <w:sz w:val="24"/>
+                <w:szCs w:val="24"/>
+              </w:rPr>
+              <w:t>、密碼</w:t>
+            </w:r>
+            <w:r>
+              <w:rPr>
+                <w:color w:val="000000" w:themeColor="text1"/>
+                <w:sz w:val="24"/>
+                <w:szCs w:val="24"/>
+              </w:rPr>
+              <w:t xml:space="preserve"> (</w:t>
+            </w:r>
+            <w:proofErr w:type="spellStart"/>
+            <w:r>
+              <w:rPr>
+                <w:color w:val="000000" w:themeColor="text1"/>
+                <w:sz w:val="24"/>
+                <w:szCs w:val="24"/>
+              </w:rPr>
+              <w:t>CharField</w:t>
+            </w:r>
+            <w:proofErr w:type="spellEnd"/>
+            <w:r>
+              <w:rPr>
+                <w:color w:val="000000" w:themeColor="text1"/>
+                <w:sz w:val="24"/>
+                <w:szCs w:val="24"/>
+              </w:rPr>
+              <w:t>[45])</w:t>
+            </w:r>
+            <w:r>
+              <w:rPr>
+                <w:color w:val="000000" w:themeColor="text1"/>
+                <w:sz w:val="24"/>
+                <w:szCs w:val="24"/>
+              </w:rPr>
+              <w:t>、電話</w:t>
+            </w:r>
+            <w:r>
+              <w:rPr>
+                <w:color w:val="000000" w:themeColor="text1"/>
+                <w:sz w:val="24"/>
+                <w:szCs w:val="24"/>
+              </w:rPr>
+              <w:t xml:space="preserve"> (</w:t>
+            </w:r>
+            <w:proofErr w:type="spellStart"/>
+            <w:r>
+              <w:rPr>
+                <w:color w:val="000000" w:themeColor="text1"/>
+                <w:sz w:val="24"/>
+                <w:szCs w:val="24"/>
+              </w:rPr>
+              <w:t>CharField</w:t>
+            </w:r>
+            <w:proofErr w:type="spellEnd"/>
+            <w:r>
+              <w:rPr>
+                <w:color w:val="000000" w:themeColor="text1"/>
+                <w:sz w:val="24"/>
+                <w:szCs w:val="24"/>
+              </w:rPr>
+              <w:t>[20])</w:t>
+            </w:r>
+            <w:r>
+              <w:rPr>
+                <w:color w:val="000000" w:themeColor="text1"/>
+                <w:sz w:val="24"/>
+                <w:szCs w:val="24"/>
+              </w:rPr>
+              <w:t>、管理員</w:t>
+            </w:r>
+            <w:r>
+              <w:rPr>
+                <w:color w:val="000000" w:themeColor="text1"/>
+                <w:sz w:val="24"/>
+                <w:szCs w:val="24"/>
+              </w:rPr>
+              <w:t xml:space="preserve"> Gmail (</w:t>
+            </w:r>
+            <w:proofErr w:type="spellStart"/>
+            <w:r>
+              <w:rPr>
+                <w:color w:val="000000" w:themeColor="text1"/>
+                <w:sz w:val="24"/>
+                <w:szCs w:val="24"/>
+              </w:rPr>
+              <w:t>CharField</w:t>
+            </w:r>
+            <w:proofErr w:type="spellEnd"/>
+            <w:r>
+              <w:rPr>
+                <w:color w:val="000000" w:themeColor="text1"/>
+                <w:sz w:val="24"/>
+                <w:szCs w:val="24"/>
+              </w:rPr>
+              <w:t>[100])</w:t>
+            </w:r>
+            <w:r>
+              <w:rPr>
+                <w:color w:val="000000" w:themeColor="text1"/>
+                <w:sz w:val="24"/>
+                <w:szCs w:val="24"/>
+              </w:rPr>
+              <w:t>、簡介</w:t>
+            </w:r>
+            <w:r>
+              <w:rPr>
+                <w:color w:val="000000" w:themeColor="text1"/>
+                <w:sz w:val="24"/>
+                <w:szCs w:val="24"/>
+              </w:rPr>
+              <w:t xml:space="preserve"> (</w:t>
+            </w:r>
+            <w:proofErr w:type="spellStart"/>
+            <w:r>
+              <w:rPr>
+                <w:color w:val="000000" w:themeColor="text1"/>
+                <w:sz w:val="24"/>
+                <w:szCs w:val="24"/>
+              </w:rPr>
+              <w:t>TextField</w:t>
+            </w:r>
+            <w:proofErr w:type="spellEnd"/>
+            <w:r>
+              <w:rPr>
+                <w:color w:val="000000" w:themeColor="text1"/>
+                <w:sz w:val="24"/>
+                <w:szCs w:val="24"/>
+              </w:rPr>
+              <w:t>)</w:t>
+            </w:r>
+          </w:p>
+          <w:p>
+            <w:pPr>
+              <w:numPr>
+                <w:ilvl w:val="0"/>
+                <w:numId w:val="13"/>
+              </w:numPr>
+              <w:spacing w:before="0" w:after="0" w:line="360" w:lineRule="exact"/>
+              <w:jc w:val="both"/>
+              <w:rPr>
+                <w:color w:val="000000" w:themeColor="text1"/>
+                <w:sz w:val="24"/>
+                <w:szCs w:val="24"/>
+              </w:rPr>
+            </w:pPr>
+            <w:r>
+              <w:rPr>
+                <w:rFonts w:hint="eastAsia"/>
+                <w:b/>
+                <w:bCs/>
+                <w:color w:val="000000" w:themeColor="text1"/>
+                <w:sz w:val="24"/>
+                <w:szCs w:val="24"/>
+              </w:rPr>
+              <w:t>交流區資料</w:t>
+            </w:r>
+            <w:r>
+              <w:rPr>
+                <w:rFonts w:hint="eastAsia"/>
+                <w:b/>
+                <w:bCs/>
+                <w:color w:val="000000" w:themeColor="text1"/>
+                <w:sz w:val="24"/>
+                <w:szCs w:val="24"/>
+              </w:rPr>
+              <w:t>:</w:t>
+            </w:r>
+            <w:r>
+              <w:t xml:space="preserve"> </w:t>
+            </w:r>
+            <w:r>
+              <w:rPr>
+                <w:sz w:val="24"/>
+                <w:szCs w:val="24"/>
+              </w:rPr>
+              <w:t>貼文編號</w:t>
+            </w:r>
+            <w:r>
+              <w:rPr>
+                <w:color w:val="000000" w:themeColor="text1"/>
+                <w:sz w:val="24"/>
+                <w:szCs w:val="24"/>
+              </w:rPr>
+              <w:t>、</w:t>
+            </w:r>
+            <w:r>
+              <w:rPr>
+                <w:sz w:val="24"/>
+                <w:szCs w:val="24"/>
+              </w:rPr>
+              <w:t>使用者</w:t>
+            </w:r>
+            <w:r>
+              <w:rPr>
+                <w:sz w:val="24"/>
+                <w:szCs w:val="24"/>
+              </w:rPr>
+              <w:t xml:space="preserve"> ID</w:t>
+            </w:r>
+            <w:r>
+              <w:rPr>
+                <w:color w:val="000000" w:themeColor="text1"/>
+                <w:sz w:val="24"/>
+                <w:szCs w:val="24"/>
+              </w:rPr>
+              <w:t>、</w:t>
+            </w:r>
+            <w:r>
+              <w:rPr>
+                <w:sz w:val="24"/>
+                <w:szCs w:val="24"/>
+              </w:rPr>
+              <w:t>暱稱</w:t>
+            </w:r>
+            <w:r>
+              <w:rPr>
+                <w:color w:val="000000" w:themeColor="text1"/>
+                <w:sz w:val="24"/>
+                <w:szCs w:val="24"/>
+              </w:rPr>
+              <w:t>、</w:t>
+            </w:r>
+            <w:r>
+              <w:rPr>
+                <w:color w:val="000000" w:themeColor="text1"/>
+                <w:sz w:val="24"/>
+                <w:szCs w:val="24"/>
+              </w:rPr>
+              <w:t>背景色代碼</w:t>
+            </w:r>
+            <w:r>
+              <w:rPr>
+                <w:color w:val="000000" w:themeColor="text1"/>
+                <w:sz w:val="24"/>
+                <w:szCs w:val="24"/>
+              </w:rPr>
+              <w:t>、</w:t>
+            </w:r>
+            <w:r>
+              <w:rPr>
+                <w:color w:val="000000" w:themeColor="text1"/>
+                <w:sz w:val="24"/>
+                <w:szCs w:val="24"/>
+              </w:rPr>
+              <w:t>頭像風格</w:t>
+            </w:r>
+            <w:r>
+              <w:rPr>
+                <w:color w:val="000000" w:themeColor="text1"/>
+                <w:sz w:val="24"/>
+                <w:szCs w:val="24"/>
+              </w:rPr>
+              <w:t>、</w:t>
+            </w:r>
+            <w:r>
+              <w:rPr>
+                <w:color w:val="000000" w:themeColor="text1"/>
+                <w:sz w:val="24"/>
+                <w:szCs w:val="24"/>
+              </w:rPr>
+              <w:t>頭像圖片</w:t>
+            </w:r>
+            <w:r>
+              <w:rPr>
+                <w:color w:val="000000" w:themeColor="text1"/>
+                <w:sz w:val="24"/>
+                <w:szCs w:val="24"/>
+              </w:rPr>
+              <w:t xml:space="preserve"> URL</w:t>
+            </w:r>
+            <w:r>
+              <w:rPr>
+                <w:color w:val="000000" w:themeColor="text1"/>
+                <w:sz w:val="24"/>
+                <w:szCs w:val="24"/>
+              </w:rPr>
+              <w:t>、</w:t>
+            </w:r>
+            <w:r>
+              <w:rPr>
+                <w:color w:val="000000" w:themeColor="text1"/>
+                <w:sz w:val="24"/>
+                <w:szCs w:val="24"/>
+              </w:rPr>
+              <w:t>貼文標題</w:t>
+            </w:r>
+            <w:r>
+              <w:rPr>
+                <w:color w:val="000000" w:themeColor="text1"/>
+                <w:sz w:val="24"/>
+                <w:szCs w:val="24"/>
+              </w:rPr>
+              <w:t>、</w:t>
+            </w:r>
+            <w:r>
+              <w:rPr>
+                <w:color w:val="000000" w:themeColor="text1"/>
+                <w:sz w:val="24"/>
+                <w:szCs w:val="24"/>
+              </w:rPr>
+              <w:t>貼文內容</w:t>
+            </w:r>
+            <w:r>
+              <w:rPr>
+                <w:color w:val="000000" w:themeColor="text1"/>
+                <w:sz w:val="24"/>
+                <w:szCs w:val="24"/>
+              </w:rPr>
+              <w:t>、</w:t>
+            </w:r>
+            <w:r>
+              <w:rPr>
+                <w:color w:val="000000" w:themeColor="text1"/>
+                <w:sz w:val="24"/>
+                <w:szCs w:val="24"/>
+              </w:rPr>
+              <w:t>愛心數</w:t>
+            </w:r>
+            <w:r>
+              <w:rPr>
+                <w:color w:val="000000" w:themeColor="text1"/>
+                <w:sz w:val="24"/>
+                <w:szCs w:val="24"/>
+              </w:rPr>
+              <w:t>、</w:t>
+            </w:r>
+            <w:r>
+              <w:rPr>
+                <w:color w:val="000000" w:themeColor="text1"/>
+                <w:sz w:val="24"/>
+                <w:szCs w:val="24"/>
+              </w:rPr>
+              <w:t>按讚</w:t>
+            </w:r>
+            <w:r>
+              <w:rPr>
+                <w:rFonts w:hint="eastAsia"/>
+                <w:color w:val="000000" w:themeColor="text1"/>
+                <w:sz w:val="24"/>
+                <w:szCs w:val="24"/>
+              </w:rPr>
+              <w:t>/</w:t>
+            </w:r>
+            <w:r>
+              <w:rPr>
+                <w:rFonts w:hint="eastAsia"/>
+                <w:color w:val="000000" w:themeColor="text1"/>
+                <w:sz w:val="24"/>
+                <w:szCs w:val="24"/>
+              </w:rPr>
+              <w:t>收藏</w:t>
+            </w:r>
+            <w:r>
+              <w:rPr>
+                <w:rFonts w:hint="eastAsia"/>
+                <w:color w:val="000000" w:themeColor="text1"/>
+                <w:sz w:val="24"/>
+                <w:szCs w:val="24"/>
+              </w:rPr>
+              <w:t>/</w:t>
+            </w:r>
+            <w:r>
+              <w:rPr>
+                <w:rFonts w:hint="eastAsia"/>
+                <w:color w:val="000000" w:themeColor="text1"/>
+                <w:sz w:val="24"/>
+                <w:szCs w:val="24"/>
+              </w:rPr>
+              <w:t>留言</w:t>
+            </w:r>
+            <w:r>
+              <w:rPr>
+                <w:color w:val="000000" w:themeColor="text1"/>
+                <w:sz w:val="24"/>
+                <w:szCs w:val="24"/>
+              </w:rPr>
+              <w:t>使用者清單</w:t>
+            </w:r>
+            <w:r>
+              <w:rPr>
+                <w:color w:val="000000" w:themeColor="text1"/>
+                <w:sz w:val="24"/>
+                <w:szCs w:val="24"/>
+              </w:rPr>
+              <w:t>、</w:t>
+            </w:r>
+            <w:r>
+              <w:rPr>
+                <w:color w:val="000000" w:themeColor="text1"/>
+                <w:sz w:val="24"/>
+                <w:szCs w:val="24"/>
+              </w:rPr>
+              <w:t>建立時間</w:t>
+            </w:r>
+          </w:p>
+          <w:p>
+            <w:pPr>
+              <w:spacing w:before="0" w:after="0" w:line="360" w:lineRule="exact"/>
+              <w:jc w:val="both"/>
+              <w:rPr>
+                <w:color w:val="000000" w:themeColor="text1"/>
+                <w:sz w:val="24"/>
+                <w:szCs w:val="24"/>
+              </w:rPr>
+            </w:pPr>
+            <w:r>
+              <w:rPr>
+                <w:b/>
+                <w:bCs/>
+                <w:color w:val="000000" w:themeColor="text1"/>
+                <w:sz w:val="24"/>
+                <w:szCs w:val="24"/>
+              </w:rPr>
+              <w:lastRenderedPageBreak/>
+              <w:t xml:space="preserve">3. </w:t>
+            </w:r>
+            <w:r>
+              <w:rPr>
+                <w:b/>
+                <w:bCs/>
+                <w:color w:val="000000" w:themeColor="text1"/>
+                <w:sz w:val="24"/>
+                <w:szCs w:val="24"/>
+              </w:rPr>
+              <w:t>資料處理方式</w:t>
+            </w:r>
+          </w:p>
+          <w:p>
+            <w:pPr>
+              <w:numPr>
+                <w:ilvl w:val="0"/>
+                <w:numId w:val="13"/>
+              </w:numPr>
+              <w:spacing w:before="0" w:after="0" w:line="360" w:lineRule="exact"/>
+              <w:jc w:val="both"/>
+              <w:rPr>
+                <w:color w:val="000000" w:themeColor="text1"/>
+                <w:sz w:val="24"/>
+                <w:szCs w:val="24"/>
+              </w:rPr>
+            </w:pPr>
+            <w:r>
+              <w:rPr>
+                <w:b/>
+                <w:bCs/>
+                <w:color w:val="000000" w:themeColor="text1"/>
+                <w:sz w:val="24"/>
+                <w:szCs w:val="24"/>
+              </w:rPr>
+              <w:t>清理</w:t>
+            </w:r>
+            <w:r>
+              <w:rPr>
+                <w:color w:val="000000" w:themeColor="text1"/>
+                <w:sz w:val="24"/>
+                <w:szCs w:val="24"/>
+              </w:rPr>
+              <w:t>：移除不合法或惡意內容（</w:t>
+            </w:r>
+            <w:r>
+              <w:rPr>
+                <w:color w:val="000000" w:themeColor="text1"/>
+                <w:sz w:val="24"/>
+                <w:szCs w:val="24"/>
+              </w:rPr>
+              <w:t xml:space="preserve">Bleach </w:t>
+            </w:r>
+            <w:r>
+              <w:rPr>
+                <w:color w:val="000000" w:themeColor="text1"/>
+                <w:sz w:val="24"/>
+                <w:szCs w:val="24"/>
+              </w:rPr>
+              <w:t>過濾）。</w:t>
+            </w:r>
+          </w:p>
+          <w:p>
+            <w:pPr>
+              <w:numPr>
+                <w:ilvl w:val="0"/>
+                <w:numId w:val="13"/>
               </w:numPr>
               <w:spacing w:before="0" w:after="0" w:line="360" w:lineRule="exact"/>
               <w:jc w:val="both"/>
@@ -4034,7 +4519,7 @@
             <w:pPr>
               <w:numPr>
                 <w:ilvl w:val="0"/>
-                <w:numId w:val="14"/>
+                <w:numId w:val="13"/>
               </w:numPr>
               <w:spacing w:before="0" w:after="0" w:line="360" w:lineRule="exact"/>
               <w:jc w:val="both"/>
@@ -4067,7 +4552,7 @@
             <w:pPr>
               <w:numPr>
                 <w:ilvl w:val="0"/>
-                <w:numId w:val="14"/>
+                <w:numId w:val="13"/>
               </w:numPr>
               <w:spacing w:before="0" w:after="0" w:line="360" w:lineRule="exact"/>
               <w:jc w:val="both"/>
@@ -5471,6 +5956,7 @@
                 <w:sz w:val="24"/>
                 <w:szCs w:val="24"/>
               </w:rPr>
+              <w:lastRenderedPageBreak/>
               <w:t>對產業：提供安全應用新商機，擴展與商家合作的廣告模式。</w:t>
             </w:r>
           </w:p>
@@ -5568,6 +6054,7 @@
                 <w:b/>
                 <w:szCs w:val="24"/>
               </w:rPr>
+              <w:lastRenderedPageBreak/>
               <w:t>(</w:t>
             </w:r>
             <w:r>
@@ -5641,7 +6128,6 @@
                 <w:sz w:val="24"/>
                 <w:szCs w:val="24"/>
               </w:rPr>
-              <w:lastRenderedPageBreak/>
               <w:t>如相關產業實績、競賽得獎證明、隊員學經歷、學術、技術證明等，請重點摘要條列。</w:t>
             </w:r>
           </w:p>
@@ -8237,6 +8723,18 @@
   </w:num>
   <w:num w:numId="16" w16cid:durableId="906888419">
     <w:abstractNumId w:val="2"/>
+  </w:num>
+  <w:num w:numId="17" w16cid:durableId="1107850747">
+    <w:abstractNumId w:val="15"/>
+    <w:lvlOverride w:ilvl="0"/>
+    <w:lvlOverride w:ilvl="1"/>
+    <w:lvlOverride w:ilvl="2"/>
+    <w:lvlOverride w:ilvl="3"/>
+    <w:lvlOverride w:ilvl="4"/>
+    <w:lvlOverride w:ilvl="5"/>
+    <w:lvlOverride w:ilvl="6"/>
+    <w:lvlOverride w:ilvl="7"/>
+    <w:lvlOverride w:ilvl="8"/>
   </w:num>
 </w:numbering>
 </file>
